--- a/doc/詞/唐朝/白居易/白居易-長相思·汴水流.docx
+++ b/doc/詞/唐朝/白居易/白居易-長相思·汴水流.docx
@@ -1,6 +1,6 @@
 
 <file path=word/document.xml><?xml version="1.0" encoding="utf-8"?>
-<w:document xmlns:wpc="http://schemas.microsoft.com/office/word/2010/wordprocessingCanvas" xmlns:cx="http://schemas.microsoft.com/office/drawing/2014/chartex" xmlns:cx1="http://schemas.microsoft.com/office/drawing/2015/9/8/chartex" xmlns:cx2="http://schemas.microsoft.com/office/drawing/2015/10/21/chartex" xmlns:cx3="http://schemas.microsoft.com/office/drawing/2016/5/9/chartex" xmlns:cx4="http://schemas.microsoft.com/office/drawing/2016/5/10/chartex" xmlns:cx5="http://schemas.microsoft.com/office/drawing/2016/5/11/chartex" xmlns:cx6="http://schemas.microsoft.com/office/drawing/2016/5/12/chartex" xmlns:cx7="http://schemas.microsoft.com/office/drawing/2016/5/13/chartex" xmlns:cx8="http://schemas.microsoft.com/office/drawing/2016/5/14/chartex" xmlns:mc="http://schemas.openxmlformats.org/markup-compatibility/2006" xmlns:aink="http://schemas.microsoft.com/office/drawing/2016/ink" xmlns:am3d="http://schemas.microsoft.com/office/drawing/2017/model3d" xmlns:o="urn:schemas-microsoft-com:office:office" xmlns:oel="http://schemas.microsoft.com/office/2019/extlst" xmlns:r="http://schemas.openxmlformats.org/officeDocument/2006/relationships" xmlns:m="http://schemas.openxmlformats.org/officeDocument/2006/math" xmlns:v="urn:schemas-microsoft-com:vml" xmlns:wp14="http://schemas.microsoft.com/office/word/2010/wordprocessingDrawing" xmlns:wp="http://schemas.openxmlformats.org/drawingml/2006/wordprocessingDrawing" xmlns:w10="urn:schemas-microsoft-com:office:word" xmlns:w="http://schemas.openxmlformats.org/wordprocessingml/2006/main" xmlns:w14="http://schemas.microsoft.com/office/word/2010/wordml" xmlns:w15="http://schemas.microsoft.com/office/word/2012/wordml" xmlns:w16cex="http://schemas.microsoft.com/office/word/2018/wordml/cex" xmlns:w16cid="http://schemas.microsoft.com/office/word/2016/wordml/cid" xmlns:w16="http://schemas.microsoft.com/office/word/2018/wordml" xmlns:w16du="http://schemas.microsoft.com/office/word/2023/wordml/word16du" xmlns:w16sdtdh="http://schemas.microsoft.com/office/word/2020/wordml/sdtdatahash" xmlns:w16se="http://schemas.microsoft.com/office/word/2015/wordml/symex" xmlns:wpg="http://schemas.microsoft.com/office/word/2010/wordprocessingGroup" xmlns:wpi="http://schemas.microsoft.com/office/word/2010/wordprocessingInk" xmlns:wne="http://schemas.microsoft.com/office/word/2006/wordml" xmlns:wps="http://schemas.microsoft.com/office/word/2010/wordprocessingShape" mc:Ignorable="w14 w15 w16se w16cid w16 w16cex w16sdtdh wp14">
+<w:document xmlns:wpc="http://schemas.microsoft.com/office/word/2010/wordprocessingCanvas" xmlns:cx="http://schemas.microsoft.com/office/drawing/2014/chartex" xmlns:cx1="http://schemas.microsoft.com/office/drawing/2015/9/8/chartex" xmlns:cx2="http://schemas.microsoft.com/office/drawing/2015/10/21/chartex" xmlns:cx3="http://schemas.microsoft.com/office/drawing/2016/5/9/chartex" xmlns:cx4="http://schemas.microsoft.com/office/drawing/2016/5/10/chartex" xmlns:cx5="http://schemas.microsoft.com/office/drawing/2016/5/11/chartex" xmlns:cx6="http://schemas.microsoft.com/office/drawing/2016/5/12/chartex" xmlns:cx7="http://schemas.microsoft.com/office/drawing/2016/5/13/chartex" xmlns:cx8="http://schemas.microsoft.com/office/drawing/2016/5/14/chartex" xmlns:mc="http://schemas.openxmlformats.org/markup-compatibility/2006" xmlns:aink="http://schemas.microsoft.com/office/drawing/2016/ink" xmlns:am3d="http://schemas.microsoft.com/office/drawing/2017/model3d" xmlns:o="urn:schemas-microsoft-com:office:office" xmlns:r="http://schemas.openxmlformats.org/officeDocument/2006/relationships" xmlns:m="http://schemas.openxmlformats.org/officeDocument/2006/math" xmlns:v="urn:schemas-microsoft-com:vml" xmlns:wp14="http://schemas.microsoft.com/office/word/2010/wordprocessingDrawing" xmlns:wp="http://schemas.openxmlformats.org/drawingml/2006/wordprocessingDrawing" xmlns:w10="urn:schemas-microsoft-com:office:word" xmlns:w="http://schemas.openxmlformats.org/wordprocessingml/2006/main" xmlns:w14="http://schemas.microsoft.com/office/word/2010/wordml" xmlns:w15="http://schemas.microsoft.com/office/word/2012/wordml" xmlns:w16cex="http://schemas.microsoft.com/office/word/2018/wordml/cex" xmlns:w16cid="http://schemas.microsoft.com/office/word/2016/wordml/cid" xmlns:w16="http://schemas.microsoft.com/office/word/2018/wordml" xmlns:w16sdtdh="http://schemas.microsoft.com/office/word/2020/wordml/sdtdatahash" xmlns:w16se="http://schemas.microsoft.com/office/word/2015/wordml/symex" xmlns:wpg="http://schemas.microsoft.com/office/word/2010/wordprocessingGroup" xmlns:wpi="http://schemas.microsoft.com/office/word/2010/wordprocessingInk" xmlns:wne="http://schemas.microsoft.com/office/word/2006/wordml" xmlns:wps="http://schemas.microsoft.com/office/word/2010/wordprocessingShape" mc:Ignorable="w14 w15 w16se w16cid w16 w16cex w16sdtdh wp14">
   <w:body>
     <w:p>
       <w:pPr>
@@ -40,23 +40,10 @@
       <w:bookmarkEnd w:id="0"/>
       <w:r>
         <w:rPr>
+          <w:rFonts w:hint="eastAsia"/>
           <w:sz w:val="32"/>
         </w:rPr>
-        <w:t xml:space="preserve"> </w:t>
-      </w:r>
-      <w:r>
-        <w:rPr>
-          <w:rFonts w:hint="eastAsia"/>
-          <w:sz w:val="32"/>
-        </w:rPr>
-        <w:t xml:space="preserve"> </w:t>
-      </w:r>
-      <w:r>
-        <w:rPr>
-          <w:rFonts w:hint="eastAsia"/>
-          <w:sz w:val="32"/>
-        </w:rPr>
-        <w:t xml:space="preserve">      </w:t>
+        <w:t xml:space="preserve">    </w:t>
       </w:r>
       <w:r>
         <w:rPr>
@@ -82,6 +69,7 @@
           <w:szCs w:val="32"/>
         </w:rPr>
       </w:pPr>
+      <w:proofErr w:type="gramStart"/>
       <w:r>
         <w:rPr>
           <w:rFonts w:hint="eastAsia"/>
@@ -89,19 +77,19 @@
           <w:sz w:val="32"/>
           <w:szCs w:val="32"/>
         </w:rPr>
-        <w:t>汴水流，泗水流，流到瓜州古渡頭。吳山點點愁。</w:t>
-      </w:r>
-    </w:p>
-    <w:p>
-      <w:pPr>
-        <w:spacing w:after="0" w:line="440" w:lineRule="exact"/>
-        <w:ind w:left="0" w:right="0" w:firstLine="0"/>
-        <w:rPr>
+        <w:t>汴</w:t>
+      </w:r>
+      <w:proofErr w:type="gramEnd"/>
+      <w:r>
+        <w:rPr>
+          <w:rFonts w:hint="eastAsia"/>
           <w:color w:val="0F0F0F"/>
           <w:sz w:val="32"/>
           <w:szCs w:val="32"/>
         </w:rPr>
-      </w:pPr>
+        <w:t>水流，</w:t>
+      </w:r>
+      <w:proofErr w:type="gramStart"/>
       <w:r>
         <w:rPr>
           <w:rFonts w:hint="eastAsia"/>
@@ -109,7 +97,77 @@
           <w:sz w:val="32"/>
           <w:szCs w:val="32"/>
         </w:rPr>
-        <w:t>思悠悠，恨悠悠，恨到歸時方始休。月明人倚樓。</w:t>
+        <w:t>泗</w:t>
+      </w:r>
+      <w:proofErr w:type="gramEnd"/>
+      <w:r>
+        <w:rPr>
+          <w:rFonts w:hint="eastAsia"/>
+          <w:color w:val="0F0F0F"/>
+          <w:sz w:val="32"/>
+          <w:szCs w:val="32"/>
+        </w:rPr>
+        <w:t>水流，流</w:t>
+      </w:r>
+      <w:proofErr w:type="gramStart"/>
+      <w:r>
+        <w:rPr>
+          <w:rFonts w:hint="eastAsia"/>
+          <w:color w:val="0F0F0F"/>
+          <w:sz w:val="32"/>
+          <w:szCs w:val="32"/>
+        </w:rPr>
+        <w:t>到瓜州古</w:t>
+      </w:r>
+      <w:proofErr w:type="gramEnd"/>
+      <w:r>
+        <w:rPr>
+          <w:rFonts w:hint="eastAsia"/>
+          <w:color w:val="0F0F0F"/>
+          <w:sz w:val="32"/>
+          <w:szCs w:val="32"/>
+        </w:rPr>
+        <w:t>渡頭。吳山點點愁。</w:t>
+      </w:r>
+    </w:p>
+    <w:p>
+      <w:pPr>
+        <w:spacing w:after="0" w:line="440" w:lineRule="exact"/>
+        <w:ind w:left="0" w:right="0" w:firstLine="0"/>
+        <w:rPr>
+          <w:color w:val="0F0F0F"/>
+          <w:sz w:val="32"/>
+          <w:szCs w:val="32"/>
+        </w:rPr>
+      </w:pPr>
+      <w:r>
+        <w:rPr>
+          <w:rFonts w:hint="eastAsia"/>
+          <w:color w:val="0F0F0F"/>
+          <w:sz w:val="32"/>
+          <w:szCs w:val="32"/>
+        </w:rPr>
+        <w:t>思悠悠，恨悠悠，恨到歸時方始休。月明</w:t>
+      </w:r>
+      <w:proofErr w:type="gramStart"/>
+      <w:r>
+        <w:rPr>
+          <w:rFonts w:hint="eastAsia"/>
+          <w:color w:val="0F0F0F"/>
+          <w:sz w:val="32"/>
+          <w:szCs w:val="32"/>
+        </w:rPr>
+        <w:t>人倚樓</w:t>
+      </w:r>
+      <w:proofErr w:type="gramEnd"/>
+      <w:r>
+        <w:rPr>
+          <w:rFonts w:hint="eastAsia"/>
+          <w:color w:val="0F0F0F"/>
+          <w:sz w:val="32"/>
+          <w:szCs w:val="32"/>
+        </w:rPr>
+        <w:t>。</w:t>
       </w:r>
     </w:p>
     <w:p>
@@ -139,7 +197,7 @@
           <w:numId w:val="13"/>
         </w:numPr>
         <w:spacing w:after="0" w:line="400" w:lineRule="exact"/>
-        <w:ind w:leftChars="0" w:left="357" w:right="0" w:hanging="357"/>
+        <w:ind w:leftChars="0" w:left="284" w:right="0" w:hanging="284"/>
         <w:rPr>
           <w:rFonts w:cs="Arial"/>
           <w:color w:val="0F0F0F"/>
@@ -147,6 +205,7 @@
           <w:szCs w:val="28"/>
         </w:rPr>
       </w:pPr>
+      <w:proofErr w:type="gramStart"/>
       <w:r>
         <w:rPr>
           <w:rFonts w:cs="Arial" w:hint="eastAsia"/>
@@ -156,6 +215,7 @@
         </w:rPr>
         <w:t>汴</w:t>
       </w:r>
+      <w:proofErr w:type="gramEnd"/>
       <w:r>
         <w:rPr>
           <w:rFonts w:cs="Arial" w:hint="eastAsia"/>
@@ -165,6 +225,7 @@
         </w:rPr>
         <w:t>(</w:t>
       </w:r>
+      <w:proofErr w:type="gramStart"/>
       <w:r>
         <w:rPr>
           <w:rFonts w:cs="Arial" w:hint="eastAsia"/>
@@ -175,6 +236,7 @@
         </w:rPr>
         <w:t>ㄅㄧㄢˋ</w:t>
       </w:r>
+      <w:proofErr w:type="gramEnd"/>
       <w:r>
         <w:rPr>
           <w:rFonts w:cs="Arial" w:hint="eastAsia"/>
@@ -231,6 +293,7 @@
         </w:rPr>
         <w:t xml:space="preserve"> </w:t>
       </w:r>
+      <w:proofErr w:type="gramStart"/>
       <w:r>
         <w:rPr>
           <w:rFonts w:cs="Arial" w:hint="eastAsia"/>
@@ -258,16 +321,18 @@
           <w:szCs w:val="28"/>
           <w:u w:val="single"/>
         </w:rPr>
-        <w:t>泗縣</w:t>
-      </w:r>
+        <w:t>泗</w:t>
+      </w:r>
+      <w:proofErr w:type="gramEnd"/>
       <w:r>
         <w:rPr>
           <w:rFonts w:cs="Arial" w:hint="eastAsia"/>
           <w:color w:val="0F0F0F"/>
           <w:spacing w:val="-14"/>
           <w:szCs w:val="28"/>
-        </w:rPr>
-        <w:t>，與</w:t>
+          <w:u w:val="single"/>
+        </w:rPr>
+        <w:t>縣</w:t>
       </w:r>
       <w:r>
         <w:rPr>
@@ -275,9 +340,30 @@
           <w:color w:val="0F0F0F"/>
           <w:spacing w:val="-14"/>
           <w:szCs w:val="28"/>
+        </w:rPr>
+        <w:t>，與</w:t>
+      </w:r>
+      <w:proofErr w:type="gramStart"/>
+      <w:r>
+        <w:rPr>
+          <w:rFonts w:cs="Arial" w:hint="eastAsia"/>
+          <w:color w:val="0F0F0F"/>
+          <w:spacing w:val="-14"/>
+          <w:szCs w:val="28"/>
           <w:u w:val="single"/>
         </w:rPr>
-        <w:t>泗水</w:t>
+        <w:t>泗</w:t>
+      </w:r>
+      <w:proofErr w:type="gramEnd"/>
+      <w:r>
+        <w:rPr>
+          <w:rFonts w:cs="Arial" w:hint="eastAsia"/>
+          <w:color w:val="0F0F0F"/>
+          <w:spacing w:val="-14"/>
+          <w:szCs w:val="28"/>
+          <w:u w:val="single"/>
+        </w:rPr>
+        <w:t>水</w:t>
       </w:r>
       <w:r>
         <w:rPr>
@@ -316,7 +402,7 @@
           <w:numId w:val="13"/>
         </w:numPr>
         <w:spacing w:after="0" w:line="400" w:lineRule="exact"/>
-        <w:ind w:leftChars="0" w:left="357" w:right="0" w:hanging="357"/>
+        <w:ind w:leftChars="0" w:left="284" w:right="0" w:hanging="284"/>
         <w:rPr>
           <w:rFonts w:cs="Arial"/>
           <w:color w:val="0F0F0F"/>
@@ -324,6 +410,7 @@
           <w:szCs w:val="28"/>
         </w:rPr>
       </w:pPr>
+      <w:proofErr w:type="gramStart"/>
       <w:r>
         <w:rPr>
           <w:rFonts w:hint="eastAsia"/>
@@ -331,18 +418,30 @@
           <w:spacing w:val="-14"/>
           <w:szCs w:val="28"/>
         </w:rPr>
-        <w:t>泗水：源於</w:t>
-      </w:r>
+        <w:t>泗</w:t>
+      </w:r>
+      <w:proofErr w:type="gramEnd"/>
       <w:r>
         <w:rPr>
           <w:rFonts w:hint="eastAsia"/>
           <w:color w:val="0F0F0F"/>
           <w:spacing w:val="-14"/>
           <w:szCs w:val="28"/>
-          <w:u w:val="single"/>
-        </w:rPr>
-        <w:t>山東</w:t>
-      </w:r>
+        </w:rPr>
+        <w:t>（</w:t>
+      </w:r>
+      <w:proofErr w:type="gramStart"/>
+      <w:r>
+        <w:rPr>
+          <w:rFonts w:hint="eastAsia"/>
+          <w:color w:val="FF0000"/>
+          <w:spacing w:val="-14"/>
+          <w:sz w:val="16"/>
+          <w:szCs w:val="16"/>
+        </w:rPr>
+        <w:t>ㄙˋ</w:t>
+      </w:r>
+      <w:proofErr w:type="gramEnd"/>
       <w:r>
         <w:rPr>
           <w:rFonts w:hint="eastAsia"/>
@@ -350,7 +449,7 @@
           <w:spacing w:val="-14"/>
           <w:szCs w:val="28"/>
         </w:rPr>
-        <w:t xml:space="preserve"> </w:t>
+        <w:t>）</w:t>
       </w:r>
       <w:r>
         <w:rPr>
@@ -358,9 +457,8 @@
           <w:color w:val="0F0F0F"/>
           <w:spacing w:val="-14"/>
           <w:szCs w:val="28"/>
-          <w:u w:val="single"/>
-        </w:rPr>
-        <w:t>曲阜</w:t>
+        </w:rPr>
+        <w:t>水：源於</w:t>
       </w:r>
       <w:r>
         <w:rPr>
@@ -368,8 +466,9 @@
           <w:color w:val="0F0F0F"/>
           <w:spacing w:val="-14"/>
           <w:szCs w:val="28"/>
-        </w:rPr>
-        <w:t>，經</w:t>
+          <w:u w:val="single"/>
+        </w:rPr>
+        <w:t>山東</w:t>
       </w:r>
       <w:r>
         <w:rPr>
@@ -377,9 +476,8 @@
           <w:color w:val="0F0F0F"/>
           <w:spacing w:val="-14"/>
           <w:szCs w:val="28"/>
-          <w:u w:val="single"/>
-        </w:rPr>
-        <w:t>徐州</w:t>
+        </w:rPr>
+        <w:t xml:space="preserve"> </w:t>
       </w:r>
       <w:r>
         <w:rPr>
@@ -387,8 +485,57 @@
           <w:color w:val="0F0F0F"/>
           <w:spacing w:val="-14"/>
           <w:szCs w:val="28"/>
-        </w:rPr>
-        <w:t>後，與汴水合流入</w:t>
+          <w:u w:val="single"/>
+        </w:rPr>
+        <w:t>曲阜</w:t>
+      </w:r>
+      <w:r>
+        <w:rPr>
+          <w:rFonts w:hint="eastAsia"/>
+          <w:color w:val="0F0F0F"/>
+          <w:spacing w:val="-14"/>
+          <w:szCs w:val="28"/>
+        </w:rPr>
+        <w:t>，經</w:t>
+      </w:r>
+      <w:r>
+        <w:rPr>
+          <w:rFonts w:hint="eastAsia"/>
+          <w:color w:val="0F0F0F"/>
+          <w:spacing w:val="-14"/>
+          <w:szCs w:val="28"/>
+          <w:u w:val="single"/>
+        </w:rPr>
+        <w:t>徐州</w:t>
+      </w:r>
+      <w:r>
+        <w:rPr>
+          <w:rFonts w:hint="eastAsia"/>
+          <w:color w:val="0F0F0F"/>
+          <w:spacing w:val="-14"/>
+          <w:szCs w:val="28"/>
+        </w:rPr>
+        <w:t>後，與</w:t>
+      </w:r>
+      <w:proofErr w:type="gramStart"/>
+      <w:r>
+        <w:rPr>
+          <w:rFonts w:hint="eastAsia"/>
+          <w:color w:val="0F0F0F"/>
+          <w:spacing w:val="-14"/>
+          <w:szCs w:val="28"/>
+        </w:rPr>
+        <w:t>汴</w:t>
+      </w:r>
+      <w:proofErr w:type="gramEnd"/>
+      <w:r>
+        <w:rPr>
+          <w:rFonts w:hint="eastAsia"/>
+          <w:color w:val="0F0F0F"/>
+          <w:spacing w:val="-14"/>
+          <w:szCs w:val="28"/>
+        </w:rPr>
+        <w:t>水合流入</w:t>
       </w:r>
       <w:r>
         <w:rPr>
@@ -418,7 +565,7 @@
           <w:numId w:val="13"/>
         </w:numPr>
         <w:spacing w:after="0" w:line="400" w:lineRule="exact"/>
-        <w:ind w:leftChars="0" w:left="357" w:right="0" w:hanging="357"/>
+        <w:ind w:leftChars="0" w:left="284" w:right="0" w:hanging="284"/>
         <w:rPr>
           <w:rFonts w:cs="Arial"/>
           <w:color w:val="0F0F0F"/>
@@ -426,6 +573,7 @@
           <w:szCs w:val="28"/>
         </w:rPr>
       </w:pPr>
+      <w:proofErr w:type="gramStart"/>
       <w:r>
         <w:rPr>
           <w:rFonts w:hint="eastAsia"/>
@@ -433,7 +581,17 @@
           <w:spacing w:val="-14"/>
           <w:szCs w:val="28"/>
         </w:rPr>
-        <w:t>瓜州：在今</w:t>
+        <w:t>瓜州</w:t>
+      </w:r>
+      <w:proofErr w:type="gramEnd"/>
+      <w:r>
+        <w:rPr>
+          <w:rFonts w:hint="eastAsia"/>
+          <w:color w:val="0F0F0F"/>
+          <w:spacing w:val="-14"/>
+          <w:szCs w:val="28"/>
+        </w:rPr>
+        <w:t>：在今</w:t>
       </w:r>
       <w:r>
         <w:rPr>
@@ -482,7 +640,7 @@
           <w:numId w:val="13"/>
         </w:numPr>
         <w:spacing w:after="0" w:line="400" w:lineRule="exact"/>
-        <w:ind w:leftChars="0" w:left="357" w:right="0" w:hanging="357"/>
+        <w:ind w:leftChars="0" w:left="284" w:right="0" w:hanging="284"/>
         <w:rPr>
           <w:rFonts w:cs="Arial"/>
           <w:color w:val="0F0F0F"/>
@@ -527,7 +685,7 @@
           <w:numId w:val="13"/>
         </w:numPr>
         <w:spacing w:after="0" w:line="400" w:lineRule="exact"/>
-        <w:ind w:leftChars="0" w:left="357" w:right="0" w:hanging="357"/>
+        <w:ind w:leftChars="0" w:left="284" w:right="0" w:hanging="284"/>
         <w:rPr>
           <w:szCs w:val="28"/>
         </w:rPr>
@@ -572,26 +730,55 @@
     </w:p>
     <w:p>
       <w:pPr>
-        <w:spacing w:after="0" w:line="400" w:lineRule="exact"/>
+        <w:spacing w:after="0" w:line="420" w:lineRule="exact"/>
         <w:ind w:left="0" w:right="0" w:firstLine="0"/>
-        <w:rPr>
-          <w:szCs w:val="28"/>
-        </w:rPr>
-      </w:pPr>
-      <w:r>
-        <w:rPr>
-          <w:rFonts w:hint="eastAsia"/>
-          <w:szCs w:val="28"/>
-        </w:rPr>
-        <w:t>汴水長流，</w:t>
-      </w:r>
+        <w:jc w:val="both"/>
+        <w:rPr>
+          <w:szCs w:val="28"/>
+        </w:rPr>
+      </w:pPr>
+      <w:proofErr w:type="gramStart"/>
       <w:r>
         <w:rPr>
           <w:rFonts w:hint="eastAsia"/>
           <w:szCs w:val="28"/>
           <w:u w:val="single"/>
         </w:rPr>
-        <w:t>泗水</w:t>
+        <w:t>汴</w:t>
+      </w:r>
+      <w:proofErr w:type="gramEnd"/>
+      <w:r>
+        <w:rPr>
+          <w:rFonts w:hint="eastAsia"/>
+          <w:szCs w:val="28"/>
+          <w:u w:val="single"/>
+        </w:rPr>
+        <w:t>水</w:t>
+      </w:r>
+      <w:r>
+        <w:rPr>
+          <w:rFonts w:hint="eastAsia"/>
+          <w:szCs w:val="28"/>
+        </w:rPr>
+        <w:t>長流，</w:t>
+      </w:r>
+      <w:proofErr w:type="gramStart"/>
+      <w:r>
+        <w:rPr>
+          <w:rFonts w:hint="eastAsia"/>
+          <w:szCs w:val="28"/>
+          <w:u w:val="single"/>
+        </w:rPr>
+        <w:t>泗</w:t>
+      </w:r>
+      <w:proofErr w:type="gramEnd"/>
+      <w:r>
+        <w:rPr>
+          <w:rFonts w:hint="eastAsia"/>
+          <w:szCs w:val="28"/>
+          <w:u w:val="single"/>
+        </w:rPr>
+        <w:t>水</w:t>
       </w:r>
       <w:r>
         <w:rPr>
@@ -647,18 +834,33 @@
     </w:p>
     <w:p>
       <w:pPr>
-        <w:spacing w:after="0" w:line="400" w:lineRule="exact"/>
+        <w:spacing w:after="0" w:line="420" w:lineRule="exact"/>
         <w:ind w:left="0" w:right="0" w:firstLine="0"/>
-        <w:rPr>
-          <w:szCs w:val="28"/>
-        </w:rPr>
-      </w:pPr>
-      <w:r>
-        <w:rPr>
-          <w:rFonts w:hint="eastAsia"/>
-          <w:szCs w:val="28"/>
-        </w:rPr>
-        <w:t>思念呀，怨恨呀，哪兒是盡頭，伊人呀，除非你歸來</w:t>
+        <w:jc w:val="both"/>
+        <w:rPr>
+          <w:szCs w:val="28"/>
+        </w:rPr>
+      </w:pPr>
+      <w:r>
+        <w:rPr>
+          <w:rFonts w:hint="eastAsia"/>
+          <w:szCs w:val="28"/>
+        </w:rPr>
+        <w:t>思念呀，怨恨呀，哪兒是盡頭</w:t>
+      </w:r>
+      <w:r>
+        <w:rPr>
+          <w:rFonts w:hint="eastAsia"/>
+          <w:szCs w:val="28"/>
+        </w:rPr>
+        <w:t>？</w:t>
+      </w:r>
+      <w:r>
+        <w:rPr>
+          <w:rFonts w:hint="eastAsia"/>
+          <w:szCs w:val="28"/>
+        </w:rPr>
+        <w:t>伊人呀，除非你歸來</w:t>
       </w:r>
       <w:r>
         <w:rPr>
@@ -674,6 +876,7 @@
         </w:rPr>
         <w:t>會罷休。一輪皓月當空照，讓我倆緊緊</w:t>
       </w:r>
+      <w:proofErr w:type="gramStart"/>
       <w:r>
         <w:rPr>
           <w:rFonts w:hint="eastAsia"/>
@@ -681,7 +884,17 @@
           <w:bCs/>
           <w:szCs w:val="28"/>
         </w:rPr>
-        <w:t>偎傍</w:t>
+        <w:t>偎</w:t>
+      </w:r>
+      <w:proofErr w:type="gramEnd"/>
+      <w:r>
+        <w:rPr>
+          <w:rFonts w:hint="eastAsia"/>
+          <w:b/>
+          <w:bCs/>
+          <w:szCs w:val="28"/>
+        </w:rPr>
+        <w:t>傍</w:t>
       </w:r>
       <w:r>
         <w:rPr>
@@ -690,6 +903,7 @@
         </w:rPr>
         <w:t>(</w:t>
       </w:r>
+      <w:proofErr w:type="gramStart"/>
       <w:r>
         <w:rPr>
           <w:rFonts w:hint="eastAsia"/>
@@ -697,8 +911,27 @@
           <w:sz w:val="16"/>
           <w:szCs w:val="16"/>
         </w:rPr>
+        <w:t>ㄨㄟ</w:t>
+      </w:r>
+      <w:proofErr w:type="gramEnd"/>
+      <w:r>
+        <w:rPr>
+          <w:rFonts w:hint="eastAsia"/>
+          <w:szCs w:val="28"/>
+        </w:rPr>
+        <w:t xml:space="preserve"> </w:t>
+      </w:r>
+      <w:proofErr w:type="gramStart"/>
+      <w:r>
+        <w:rPr>
+          <w:rFonts w:hint="eastAsia"/>
+          <w:color w:val="FF0000"/>
+          <w:sz w:val="16"/>
+          <w:szCs w:val="16"/>
+        </w:rPr>
         <w:t>ㄅㄤˋ</w:t>
       </w:r>
+      <w:proofErr w:type="gramEnd"/>
       <w:r>
         <w:rPr>
           <w:rFonts w:hint="eastAsia"/>
@@ -711,7 +944,23 @@
           <w:rFonts w:hint="eastAsia"/>
           <w:szCs w:val="28"/>
         </w:rPr>
-        <w:t>，倚樓望月。</w:t>
+        <w:t>，</w:t>
+      </w:r>
+      <w:proofErr w:type="gramStart"/>
+      <w:r>
+        <w:rPr>
+          <w:rFonts w:hint="eastAsia"/>
+          <w:szCs w:val="28"/>
+        </w:rPr>
+        <w:t>倚樓望月</w:t>
+      </w:r>
+      <w:proofErr w:type="gramEnd"/>
+      <w:r>
+        <w:rPr>
+          <w:rFonts w:hint="eastAsia"/>
+          <w:szCs w:val="28"/>
+        </w:rPr>
+        <w:t>。</w:t>
       </w:r>
     </w:p>
     <w:p>
@@ -738,6 +987,7 @@
       <w:pPr>
         <w:spacing w:after="0" w:line="400" w:lineRule="exact"/>
         <w:ind w:left="0" w:right="0" w:firstLine="0"/>
+        <w:jc w:val="both"/>
         <w:rPr>
           <w:szCs w:val="28"/>
         </w:rPr>
@@ -762,7 +1012,7 @@
           <w:rFonts w:hint="eastAsia"/>
           <w:szCs w:val="28"/>
         </w:rPr>
-        <w:t>善歌《楊柳枝》，因又名</w:t>
+        <w:t>是</w:t>
       </w:r>
       <w:r>
         <w:rPr>
@@ -770,14 +1020,14 @@
           <w:szCs w:val="28"/>
           <w:u w:val="single"/>
         </w:rPr>
-        <w:t>柳枝</w:t>
-      </w:r>
-      <w:r>
-        <w:rPr>
-          <w:rFonts w:hint="eastAsia"/>
-          <w:szCs w:val="28"/>
-        </w:rPr>
-        <w:t>。因為種種原因，</w:t>
+        <w:t>唐代</w:t>
+      </w:r>
+      <w:r>
+        <w:rPr>
+          <w:rFonts w:hint="eastAsia"/>
+          <w:szCs w:val="28"/>
+        </w:rPr>
+        <w:t>大詩人</w:t>
       </w:r>
       <w:r>
         <w:rPr>
@@ -785,6 +1035,85 @@
           <w:szCs w:val="28"/>
           <w:u w:val="single"/>
         </w:rPr>
+        <w:t>白居易</w:t>
+      </w:r>
+      <w:r>
+        <w:rPr>
+          <w:rFonts w:hint="eastAsia"/>
+          <w:szCs w:val="28"/>
+        </w:rPr>
+        <w:t>晚年身邊</w:t>
+      </w:r>
+      <w:proofErr w:type="gramStart"/>
+      <w:r>
+        <w:rPr>
+          <w:rFonts w:hint="eastAsia"/>
+          <w:szCs w:val="28"/>
+        </w:rPr>
+        <w:t>的家姬</w:t>
+      </w:r>
+      <w:proofErr w:type="gramEnd"/>
+      <w:r>
+        <w:rPr>
+          <w:rFonts w:hint="eastAsia"/>
+          <w:szCs w:val="28"/>
+        </w:rPr>
+        <w:t>，兩人名義上雖為主人與</w:t>
+      </w:r>
+      <w:proofErr w:type="gramStart"/>
+      <w:r>
+        <w:rPr>
+          <w:rFonts w:hint="eastAsia"/>
+          <w:szCs w:val="28"/>
+        </w:rPr>
+        <w:t>侍</w:t>
+      </w:r>
+      <w:proofErr w:type="gramEnd"/>
+      <w:r>
+        <w:rPr>
+          <w:rFonts w:hint="eastAsia"/>
+          <w:szCs w:val="28"/>
+        </w:rPr>
+        <w:t>妾，實則是彼此深愛的情人與生活伴侶。在古代，</w:t>
+      </w:r>
+      <w:proofErr w:type="gramStart"/>
+      <w:r>
+        <w:rPr>
+          <w:rFonts w:hint="eastAsia"/>
+          <w:szCs w:val="28"/>
+        </w:rPr>
+        <w:t>家姬負責</w:t>
+      </w:r>
+      <w:proofErr w:type="gramEnd"/>
+      <w:r>
+        <w:rPr>
+          <w:rFonts w:hint="eastAsia"/>
+          <w:szCs w:val="28"/>
+        </w:rPr>
+        <w:t>在宴席中</w:t>
+      </w:r>
+      <w:proofErr w:type="gramStart"/>
+      <w:r>
+        <w:rPr>
+          <w:rFonts w:hint="eastAsia"/>
+          <w:szCs w:val="28"/>
+        </w:rPr>
+        <w:t>歌舞娛賓</w:t>
+      </w:r>
+      <w:proofErr w:type="gramEnd"/>
+      <w:r>
+        <w:rPr>
+          <w:rFonts w:hint="eastAsia"/>
+          <w:szCs w:val="28"/>
+        </w:rPr>
+        <w:t>，</w:t>
+      </w:r>
+      <w:r>
+        <w:rPr>
+          <w:rFonts w:hint="eastAsia"/>
+          <w:szCs w:val="28"/>
+          <w:u w:val="single"/>
+        </w:rPr>
         <w:t>樊素</w:t>
       </w:r>
       <w:r>
@@ -792,7 +1121,7 @@
           <w:rFonts w:hint="eastAsia"/>
           <w:szCs w:val="28"/>
         </w:rPr>
-        <w:t>自求離去，</w:t>
+        <w:t>便憑藉極佳的歌喉陪伴</w:t>
       </w:r>
       <w:r>
         <w:rPr>
@@ -800,14 +1129,14 @@
           <w:szCs w:val="28"/>
           <w:u w:val="single"/>
         </w:rPr>
-        <w:t>白氏</w:t>
-      </w:r>
-      <w:r>
-        <w:rPr>
-          <w:rFonts w:hint="eastAsia"/>
-          <w:szCs w:val="28"/>
-        </w:rPr>
-        <w:t>在《別柳枝》絕句中說：“兩枝楊柳小樓中，裊裊多年伴醉翁。明日放歸歸去後，世間應不要春風。”可見作者對於</w:t>
+        <w:t>白居易</w:t>
+      </w:r>
+      <w:r>
+        <w:rPr>
+          <w:rFonts w:hint="eastAsia"/>
+          <w:szCs w:val="28"/>
+        </w:rPr>
+        <w:t>多年。</w:t>
       </w:r>
       <w:r>
         <w:rPr>
@@ -815,37 +1144,84 @@
           <w:szCs w:val="28"/>
           <w:u w:val="single"/>
         </w:rPr>
-        <w:t>樊氏</w:t>
-      </w:r>
-      <w:r>
-        <w:rPr>
-          <w:rFonts w:hint="eastAsia"/>
-          <w:szCs w:val="28"/>
-        </w:rPr>
-        <w:t>的離去十分傷感。這首《長相思》詞也表達了相同的情感。</w:t>
+        <w:t>白居易</w:t>
+      </w:r>
+      <w:r>
+        <w:rPr>
+          <w:rFonts w:hint="eastAsia"/>
+          <w:szCs w:val="28"/>
+        </w:rPr>
+        <w:t>對她極為寵愛與欣賞，更曾寫下流傳千古的詩句「櫻桃樊素口，楊柳小蠻腰」，熱烈讚美</w:t>
+      </w:r>
+      <w:r>
+        <w:rPr>
+          <w:rFonts w:hint="eastAsia"/>
+          <w:szCs w:val="28"/>
+          <w:u w:val="single"/>
+        </w:rPr>
+        <w:t>樊素</w:t>
+      </w:r>
+      <w:r>
+        <w:rPr>
+          <w:rFonts w:hint="eastAsia"/>
+          <w:szCs w:val="28"/>
+        </w:rPr>
+        <w:t>美麗的雙唇，以及另一位</w:t>
+      </w:r>
+      <w:proofErr w:type="gramStart"/>
+      <w:r>
+        <w:rPr>
+          <w:rFonts w:hint="eastAsia"/>
+          <w:szCs w:val="28"/>
+        </w:rPr>
+        <w:t>家姬</w:t>
+      </w:r>
+      <w:r>
+        <w:rPr>
+          <w:rFonts w:hint="eastAsia"/>
+          <w:szCs w:val="28"/>
+          <w:u w:val="single"/>
+        </w:rPr>
+        <w:t>小蠻</w:t>
+      </w:r>
+      <w:r>
+        <w:rPr>
+          <w:rFonts w:hint="eastAsia"/>
+          <w:szCs w:val="28"/>
+        </w:rPr>
+        <w:t>曼</w:t>
+      </w:r>
+      <w:proofErr w:type="gramEnd"/>
+      <w:r>
+        <w:rPr>
+          <w:rFonts w:hint="eastAsia"/>
+          <w:szCs w:val="28"/>
+        </w:rPr>
+        <w:t>妙的舞姿。</w:t>
       </w:r>
     </w:p>
     <w:p>
       <w:pPr>
         <w:spacing w:after="0" w:line="400" w:lineRule="exact"/>
         <w:ind w:left="0" w:right="0" w:firstLine="0"/>
-        <w:rPr>
-          <w:szCs w:val="28"/>
-        </w:rPr>
-      </w:pPr>
-      <w:r>
-        <w:rPr>
-          <w:rFonts w:hint="eastAsia"/>
-          <w:szCs w:val="28"/>
-        </w:rPr>
-        <w:t xml:space="preserve">    </w:t>
-      </w:r>
-      <w:r>
-        <w:rPr>
-          <w:rFonts w:hint="eastAsia"/>
-          <w:szCs w:val="28"/>
-        </w:rPr>
-        <w:t>詞的上闋寫</w:t>
+        <w:jc w:val="both"/>
+        <w:rPr>
+          <w:szCs w:val="28"/>
+        </w:rPr>
+      </w:pPr>
+      <w:r>
+        <w:rPr>
+          <w:rFonts w:hint="eastAsia"/>
+          <w:szCs w:val="28"/>
+        </w:rPr>
+        <w:t xml:space="preserve">　　</w:t>
+      </w:r>
+      <w:r>
+        <w:rPr>
+          <w:rFonts w:hint="eastAsia"/>
+          <w:szCs w:val="28"/>
+        </w:rPr>
+        <w:t>這段深厚的情感，在</w:t>
       </w:r>
       <w:r>
         <w:rPr>
@@ -853,6 +1229,91 @@
           <w:szCs w:val="28"/>
           <w:u w:val="single"/>
         </w:rPr>
+        <w:t>白居易</w:t>
+      </w:r>
+      <w:proofErr w:type="gramStart"/>
+      <w:r>
+        <w:rPr>
+          <w:rFonts w:hint="eastAsia"/>
+          <w:szCs w:val="28"/>
+        </w:rPr>
+        <w:t>晚年迎</w:t>
+      </w:r>
+      <w:proofErr w:type="gramEnd"/>
+      <w:r>
+        <w:rPr>
+          <w:rFonts w:hint="eastAsia"/>
+          <w:szCs w:val="28"/>
+        </w:rPr>
+        <w:t>來了無奈的轉折。</w:t>
+      </w:r>
+      <w:r>
+        <w:rPr>
+          <w:rFonts w:hint="eastAsia"/>
+          <w:szCs w:val="28"/>
+          <w:u w:val="single"/>
+        </w:rPr>
+        <w:t>白居易</w:t>
+      </w:r>
+      <w:r>
+        <w:rPr>
+          <w:rFonts w:hint="eastAsia"/>
+          <w:szCs w:val="28"/>
+        </w:rPr>
+        <w:t>六十八歲時不幸</w:t>
+      </w:r>
+      <w:proofErr w:type="gramStart"/>
+      <w:r>
+        <w:rPr>
+          <w:rFonts w:hint="eastAsia"/>
+          <w:szCs w:val="28"/>
+        </w:rPr>
+        <w:t>罹患風疾（</w:t>
+      </w:r>
+      <w:proofErr w:type="gramEnd"/>
+      <w:r>
+        <w:rPr>
+          <w:rFonts w:hint="eastAsia"/>
+          <w:szCs w:val="28"/>
+        </w:rPr>
+        <w:t>中風），臥病數月。眼看自己年事已高、健康每況愈下，他不僅考慮到家庭的開支，更心疼這些年輕女子，不希望自己離</w:t>
+      </w:r>
+      <w:proofErr w:type="gramStart"/>
+      <w:r>
+        <w:rPr>
+          <w:rFonts w:hint="eastAsia"/>
+          <w:szCs w:val="28"/>
+        </w:rPr>
+        <w:t>世</w:t>
+      </w:r>
+      <w:proofErr w:type="gramEnd"/>
+      <w:r>
+        <w:rPr>
+          <w:rFonts w:hint="eastAsia"/>
+          <w:szCs w:val="28"/>
+        </w:rPr>
+        <w:t>後她們失去依靠，甚至被迫面臨殉情的悲劇。於是，白居易在病榻中做出了深情的抉擇</w:t>
+      </w:r>
+      <w:r>
+        <w:rPr>
+          <w:rFonts w:hint="eastAsia"/>
+          <w:szCs w:val="28"/>
+        </w:rPr>
+        <w:t>--</w:t>
+      </w:r>
+      <w:r>
+        <w:rPr>
+          <w:rFonts w:hint="eastAsia"/>
+          <w:szCs w:val="28"/>
+        </w:rPr>
+        <w:t>主動放手，給予</w:t>
+      </w:r>
+      <w:r>
+        <w:rPr>
+          <w:rFonts w:hint="eastAsia"/>
+          <w:szCs w:val="28"/>
+          <w:u w:val="single"/>
+        </w:rPr>
         <w:t>樊素</w:t>
       </w:r>
       <w:r>
@@ -860,7 +1321,7 @@
           <w:rFonts w:hint="eastAsia"/>
           <w:szCs w:val="28"/>
         </w:rPr>
-        <w:t>回南必經之路。因為她是</w:t>
+        <w:t>與</w:t>
       </w:r>
       <w:r>
         <w:rPr>
@@ -868,179 +1329,136 @@
           <w:szCs w:val="28"/>
           <w:u w:val="single"/>
         </w:rPr>
-        <w:t>杭州</w:t>
-      </w:r>
-      <w:r>
-        <w:rPr>
-          <w:rFonts w:hint="eastAsia"/>
-          <w:szCs w:val="28"/>
-        </w:rPr>
-        <w:t>人氏，故作者望</w:t>
-      </w:r>
-      <w:r>
-        <w:rPr>
-          <w:rFonts w:hint="eastAsia"/>
-          <w:szCs w:val="28"/>
-          <w:u w:val="single"/>
-        </w:rPr>
-        <w:t>吳山</w:t>
-      </w:r>
-      <w:r>
-        <w:rPr>
-          <w:rFonts w:hint="eastAsia"/>
-          <w:szCs w:val="28"/>
-        </w:rPr>
-        <w:t>而生愁。</w:t>
-      </w:r>
-      <w:r>
-        <w:rPr>
-          <w:rFonts w:hint="eastAsia"/>
-          <w:szCs w:val="28"/>
-          <w:u w:val="single"/>
-        </w:rPr>
-        <w:t>汴水</w:t>
-      </w:r>
-      <w:r>
-        <w:rPr>
-          <w:rFonts w:hint="eastAsia"/>
-          <w:szCs w:val="28"/>
-        </w:rPr>
-        <w:t>、</w:t>
-      </w:r>
-      <w:r>
-        <w:rPr>
-          <w:rFonts w:hint="eastAsia"/>
-          <w:szCs w:val="28"/>
-          <w:u w:val="single"/>
-        </w:rPr>
-        <w:t>泗水</w:t>
-      </w:r>
-      <w:r>
-        <w:rPr>
-          <w:rFonts w:hint="eastAsia"/>
-          <w:szCs w:val="28"/>
-        </w:rPr>
-        <w:t>是一去不復回的，隨之南下的</w:t>
-      </w:r>
-      <w:r>
-        <w:rPr>
-          <w:rFonts w:hint="eastAsia"/>
-          <w:szCs w:val="28"/>
-          <w:u w:val="single"/>
-        </w:rPr>
-        <w:t>樊素</w:t>
-      </w:r>
-      <w:r>
-        <w:rPr>
-          <w:rFonts w:hint="eastAsia"/>
-          <w:szCs w:val="28"/>
-        </w:rPr>
-        <w:t>大概也和河水一樣，永遠離開了他。所以作者想像中的</w:t>
-      </w:r>
-      <w:r>
-        <w:rPr>
-          <w:rFonts w:hint="eastAsia"/>
-          <w:szCs w:val="28"/>
-          <w:u w:val="single"/>
-        </w:rPr>
-        <w:t>吳</w:t>
-      </w:r>
-      <w:r>
-        <w:rPr>
-          <w:rFonts w:hint="eastAsia"/>
-          <w:szCs w:val="28"/>
-        </w:rPr>
-        <w:t>中山脈，點點都似愁恨凝聚而成。短短</w:t>
-      </w:r>
-      <w:r>
-        <w:rPr>
-          <w:rFonts w:hint="eastAsia"/>
-          <w:szCs w:val="28"/>
-        </w:rPr>
-        <w:t>幾</w:t>
-      </w:r>
-      <w:r>
-        <w:rPr>
-          <w:rFonts w:hint="eastAsia"/>
-          <w:szCs w:val="28"/>
-        </w:rPr>
-        <w:t>句，把歸人行程和愁怨的焦點都簡括而又深沉地傳達了出來。儘管佳人已去，妝樓空空，</w:t>
-      </w:r>
-      <w:r>
-        <w:rPr>
-          <w:rFonts w:hint="eastAsia"/>
-          <w:szCs w:val="28"/>
-        </w:rPr>
-        <w:t>但</w:t>
-      </w:r>
-      <w:r>
-        <w:rPr>
-          <w:rFonts w:hint="eastAsia"/>
-          <w:szCs w:val="28"/>
-        </w:rPr>
-        <w:t>作者</w:t>
-      </w:r>
-      <w:r>
-        <w:rPr>
-          <w:rFonts w:hint="eastAsia"/>
-          <w:szCs w:val="28"/>
-        </w:rPr>
-        <w:t>仍</w:t>
-      </w:r>
-      <w:r>
-        <w:rPr>
-          <w:rFonts w:hint="eastAsia"/>
-          <w:szCs w:val="28"/>
-        </w:rPr>
-        <w:t>一片痴情，終難忘懷，他便於下闋抒發了自己的相思之痛。兩個“悠悠”，刻畫出詞人思念之深。這種情感的強烈，只有情人的回歸才能休止。然而那不過是空想，他只能倚樓而望，以回憶昔日的歡樂，遣散心中的鬱悶而已。</w:t>
+        <w:t>小蠻</w:t>
+      </w:r>
+      <w:r>
+        <w:rPr>
+          <w:rFonts w:hint="eastAsia"/>
+          <w:szCs w:val="28"/>
+        </w:rPr>
+        <w:t>自由，讓她們回鄉或改嫁。</w:t>
       </w:r>
     </w:p>
     <w:p>
       <w:pPr>
         <w:spacing w:after="0" w:line="400" w:lineRule="exact"/>
         <w:ind w:left="0" w:right="0" w:firstLine="0"/>
-        <w:rPr>
-          <w:szCs w:val="28"/>
-        </w:rPr>
-      </w:pPr>
-      <w:r>
-        <w:rPr>
-          <w:rFonts w:hint="eastAsia"/>
-          <w:szCs w:val="28"/>
-        </w:rPr>
-        <w:t xml:space="preserve">    </w:t>
-      </w:r>
-      <w:r>
-        <w:rPr>
-          <w:rFonts w:hint="eastAsia"/>
-          <w:szCs w:val="28"/>
-        </w:rPr>
-        <w:t>這篇作品形式雖然短小，但它卻用</w:t>
-      </w:r>
-      <w:hyperlink r:id="rId8" w:history="1">
-        <w:r>
-          <w:rPr>
-            <w:rStyle w:val="a7"/>
-            <w:rFonts w:hint="eastAsia"/>
-            <w:b/>
-            <w:bCs/>
-            <w:szCs w:val="28"/>
-          </w:rPr>
-          <w:t>迴環復沓</w:t>
-        </w:r>
-      </w:hyperlink>
-      <w:r>
-        <w:rPr>
-          <w:rFonts w:hint="eastAsia"/>
-          <w:szCs w:val="28"/>
-        </w:rPr>
-        <w:t>的句式，流水般汩汩有聲的節奏，貫穿於每個間歇終點的相同韻腳，造成了綿遠悠長的韻味，使相思之痛、離別之苦，表現得更加淋漓盡致。</w:t>
+        <w:jc w:val="both"/>
+        <w:rPr>
+          <w:rFonts w:hint="eastAsia"/>
+          <w:szCs w:val="28"/>
+        </w:rPr>
+      </w:pPr>
+      <w:r>
+        <w:rPr>
+          <w:rFonts w:hint="eastAsia"/>
+          <w:szCs w:val="28"/>
+        </w:rPr>
+        <w:t xml:space="preserve">　　</w:t>
+      </w:r>
+      <w:r>
+        <w:rPr>
+          <w:rFonts w:hint="eastAsia"/>
+          <w:szCs w:val="28"/>
+        </w:rPr>
+        <w:t>分離之際，</w:t>
+      </w:r>
+      <w:r>
+        <w:rPr>
+          <w:rFonts w:hint="eastAsia"/>
+          <w:szCs w:val="28"/>
+          <w:u w:val="single"/>
+        </w:rPr>
+        <w:t>樊素</w:t>
+      </w:r>
+      <w:r>
+        <w:rPr>
+          <w:rFonts w:hint="eastAsia"/>
+          <w:szCs w:val="28"/>
+        </w:rPr>
+        <w:t>悲痛萬分，甚至哭著哀求想留下繼續照顧重病的主人。然而，</w:t>
+      </w:r>
+      <w:r>
+        <w:rPr>
+          <w:rFonts w:hint="eastAsia"/>
+          <w:szCs w:val="28"/>
+          <w:u w:val="single"/>
+        </w:rPr>
+        <w:t>白居易</w:t>
+      </w:r>
+      <w:r>
+        <w:rPr>
+          <w:rFonts w:hint="eastAsia"/>
+          <w:szCs w:val="28"/>
+        </w:rPr>
+        <w:t>為了她的未來著想，依然忍痛堅持「放歸」，送她回到故鄉</w:t>
+      </w:r>
+      <w:r>
+        <w:rPr>
+          <w:rFonts w:hint="eastAsia"/>
+          <w:szCs w:val="28"/>
+          <w:u w:val="single"/>
+        </w:rPr>
+        <w:t>杭州</w:t>
+      </w:r>
+      <w:r>
+        <w:rPr>
+          <w:rFonts w:hint="eastAsia"/>
+          <w:szCs w:val="28"/>
+        </w:rPr>
+        <w:t>。這場充滿遺憾與體貼的離別，也成為</w:t>
+      </w:r>
+      <w:r>
+        <w:rPr>
+          <w:rFonts w:hint="eastAsia"/>
+          <w:szCs w:val="28"/>
+          <w:u w:val="single"/>
+        </w:rPr>
+        <w:t>白居易</w:t>
+      </w:r>
+      <w:r>
+        <w:rPr>
+          <w:rFonts w:hint="eastAsia"/>
+          <w:szCs w:val="28"/>
+        </w:rPr>
+        <w:t>晚年不斷寫詩思念、感傷</w:t>
+      </w:r>
+      <w:r>
+        <w:rPr>
+          <w:rFonts w:hint="eastAsia"/>
+          <w:szCs w:val="28"/>
+          <w:u w:val="single"/>
+        </w:rPr>
+        <w:t>樊素</w:t>
+      </w:r>
+      <w:r>
+        <w:rPr>
+          <w:rFonts w:hint="eastAsia"/>
+          <w:szCs w:val="28"/>
+        </w:rPr>
+        <w:t>的深</w:t>
+      </w:r>
+      <w:proofErr w:type="gramStart"/>
+      <w:r>
+        <w:rPr>
+          <w:rFonts w:hint="eastAsia"/>
+          <w:szCs w:val="28"/>
+        </w:rPr>
+        <w:t>沉</w:t>
+      </w:r>
+      <w:proofErr w:type="gramEnd"/>
+      <w:r>
+        <w:rPr>
+          <w:rFonts w:hint="eastAsia"/>
+          <w:szCs w:val="28"/>
+        </w:rPr>
+        <w:t>泉源。</w:t>
       </w:r>
     </w:p>
     <w:p>
       <w:pPr>
-        <w:spacing w:beforeLines="50" w:before="120" w:after="0" w:line="440" w:lineRule="exact"/>
-        <w:ind w:left="-6" w:right="0" w:hanging="11"/>
+        <w:spacing w:beforeLines="50" w:before="120" w:after="0" w:line="400" w:lineRule="exact"/>
+        <w:ind w:left="0" w:right="0" w:firstLine="0"/>
         <w:rPr>
           <w:sz w:val="32"/>
           <w:szCs w:val="32"/>
@@ -1056,36 +1474,12 @@
         </w:rPr>
         <w:t>賞析</w:t>
       </w:r>
-      <w:r>
-        <w:rPr>
-          <w:rFonts w:hint="eastAsia"/>
-          <w:szCs w:val="28"/>
-        </w:rPr>
-        <w:t xml:space="preserve"> (資料來源：</w:t>
-      </w:r>
-      <w:hyperlink r:id="rId9" w:history="1">
-        <w:r>
-          <w:rPr>
-            <w:rStyle w:val="a7"/>
-            <w:szCs w:val="28"/>
-          </w:rPr>
-          <w:t>https://bit.ly/3ZEpTap</w:t>
-        </w:r>
-      </w:hyperlink>
-      <w:hyperlink r:id="rId10" w:history="1"/>
-      <w:hyperlink r:id="rId11" w:history="1"/>
-      <w:r>
-        <w:rPr>
-          <w:rFonts w:hint="eastAsia"/>
-          <w:szCs w:val="28"/>
-        </w:rPr>
-        <w:t>)</w:t>
-      </w:r>
     </w:p>
     <w:p>
       <w:pPr>
         <w:spacing w:after="0" w:line="400" w:lineRule="exact"/>
         <w:ind w:left="-6" w:right="0" w:hanging="11"/>
+        <w:jc w:val="both"/>
         <w:rPr>
           <w:szCs w:val="28"/>
         </w:rPr>
@@ -1101,9 +1495,26 @@
         <w:rPr>
           <w:rFonts w:hint="eastAsia"/>
           <w:szCs w:val="28"/>
-        </w:rPr>
-        <w:t>《長相思》這首詞寫的是一位女子倚樓思念親人的情形。在明亮的月光下，年輕的女子，凝望著腳下悠悠的流水，遙望著遠處</w:t>
-      </w:r>
+          <w:u w:val="single"/>
+        </w:rPr>
+        <w:t>白居易</w:t>
+      </w:r>
+      <w:r>
+        <w:rPr>
+          <w:rFonts w:hint="eastAsia"/>
+          <w:szCs w:val="28"/>
+        </w:rPr>
+        <w:t>的《長相思·汴水流》是一首傳誦千古的閨怨詞。</w:t>
+      </w:r>
+      <w:proofErr w:type="gramStart"/>
+      <w:r>
+        <w:rPr>
+          <w:rFonts w:hint="eastAsia"/>
+          <w:szCs w:val="28"/>
+        </w:rPr>
+        <w:t>全詞以</w:t>
+      </w:r>
+      <w:proofErr w:type="gramEnd"/>
       <w:r>
         <w:rPr>
           <w:rFonts w:hint="eastAsia"/>
@@ -1111,14 +1522,14 @@
           <w:bCs/>
           <w:szCs w:val="28"/>
         </w:rPr>
-        <w:t>綿綿</w:t>
-      </w:r>
-      <w:r>
-        <w:rPr>
-          <w:rFonts w:hint="eastAsia"/>
-          <w:szCs w:val="28"/>
-        </w:rPr>
-        <w:t>的群山，孤獨無助的身影，充滿了哀愁</w:t>
+        <w:t>純淨洗鍊</w:t>
+      </w:r>
+      <w:r>
+        <w:rPr>
+          <w:rFonts w:hint="eastAsia"/>
+          <w:szCs w:val="28"/>
+        </w:rPr>
+        <w:t>的語言、層層遞進的意象，將女子對遠方情人的思念與怨恨，刻畫得</w:t>
       </w:r>
       <w:r>
         <w:rPr>
@@ -1127,37 +1538,86 @@
           <w:bCs/>
           <w:szCs w:val="28"/>
         </w:rPr>
-        <w:t>憔悴</w:t>
-      </w:r>
-      <w:r>
-        <w:rPr>
-          <w:rFonts w:hint="eastAsia"/>
-          <w:szCs w:val="28"/>
-        </w:rPr>
-        <w:t>面容。思女的形象朦朧而又仿佛很清晰。</w:t>
+        <w:t>入木三分</w:t>
+      </w:r>
+      <w:r>
+        <w:rPr>
+          <w:rFonts w:hint="eastAsia"/>
+          <w:szCs w:val="28"/>
+        </w:rPr>
+        <w:t>。</w:t>
       </w:r>
     </w:p>
     <w:p>
       <w:pPr>
         <w:spacing w:after="0" w:line="400" w:lineRule="exact"/>
         <w:ind w:left="-6" w:right="0" w:hanging="11"/>
-        <w:rPr>
-          <w:szCs w:val="28"/>
-        </w:rPr>
-      </w:pPr>
-      <w:r>
-        <w:rPr>
-          <w:rFonts w:hint="eastAsia"/>
-          <w:szCs w:val="28"/>
-        </w:rPr>
-        <w:t xml:space="preserve">    </w:t>
-      </w:r>
-      <w:r>
-        <w:rPr>
-          <w:rFonts w:hint="eastAsia"/>
-          <w:szCs w:val="28"/>
-        </w:rPr>
-        <w:t>詞的上闕連用了三個“流”字，寫出了水的</w:t>
+        <w:jc w:val="both"/>
+        <w:rPr>
+          <w:szCs w:val="28"/>
+        </w:rPr>
+      </w:pPr>
+      <w:r>
+        <w:rPr>
+          <w:rFonts w:hint="eastAsia"/>
+          <w:szCs w:val="28"/>
+        </w:rPr>
+        <w:t xml:space="preserve">　　</w:t>
+      </w:r>
+      <w:r>
+        <w:rPr>
+          <w:rFonts w:hint="eastAsia"/>
+          <w:szCs w:val="28"/>
+        </w:rPr>
+        <w:t>詞的開篇「</w:t>
+      </w:r>
+      <w:proofErr w:type="gramStart"/>
+      <w:r>
+        <w:rPr>
+          <w:rFonts w:hint="eastAsia"/>
+          <w:szCs w:val="28"/>
+        </w:rPr>
+        <w:t>汴</w:t>
+      </w:r>
+      <w:proofErr w:type="gramEnd"/>
+      <w:r>
+        <w:rPr>
+          <w:rFonts w:hint="eastAsia"/>
+          <w:szCs w:val="28"/>
+        </w:rPr>
+        <w:t>水流，</w:t>
+      </w:r>
+      <w:proofErr w:type="gramStart"/>
+      <w:r>
+        <w:rPr>
+          <w:rFonts w:hint="eastAsia"/>
+          <w:szCs w:val="28"/>
+        </w:rPr>
+        <w:t>泗</w:t>
+      </w:r>
+      <w:proofErr w:type="gramEnd"/>
+      <w:r>
+        <w:rPr>
+          <w:rFonts w:hint="eastAsia"/>
+          <w:szCs w:val="28"/>
+        </w:rPr>
+        <w:t>水流，流</w:t>
+      </w:r>
+      <w:proofErr w:type="gramStart"/>
+      <w:r>
+        <w:rPr>
+          <w:rFonts w:hint="eastAsia"/>
+          <w:szCs w:val="28"/>
+        </w:rPr>
+        <w:t>到瓜州古</w:t>
+      </w:r>
+      <w:proofErr w:type="gramEnd"/>
+      <w:r>
+        <w:rPr>
+          <w:rFonts w:hint="eastAsia"/>
+          <w:szCs w:val="28"/>
+        </w:rPr>
+        <w:t>渡頭」，採用了民歌常見的「</w:t>
       </w:r>
       <w:r>
         <w:rPr>
@@ -1166,28 +1626,135 @@
           <w:bCs/>
           <w:szCs w:val="28"/>
         </w:rPr>
-        <w:t>蜿蜒</w:t>
-      </w:r>
-      <w:r>
-        <w:rPr>
-          <w:rFonts w:hint="eastAsia"/>
-          <w:szCs w:val="28"/>
-        </w:rPr>
-        <w:t>曲折，悠遠綿長，也</w:t>
-      </w:r>
-      <w:r>
-        <w:rPr>
-          <w:rFonts w:hint="eastAsia"/>
-          <w:szCs w:val="28"/>
-        </w:rPr>
-        <w:t>營</w:t>
-      </w:r>
-      <w:r>
-        <w:rPr>
-          <w:rFonts w:hint="eastAsia"/>
-          <w:szCs w:val="28"/>
-        </w:rPr>
-        <w:t>造了一種</w:t>
+        <w:t>頂針</w:t>
+      </w:r>
+      <w:r>
+        <w:rPr>
+          <w:rFonts w:hint="eastAsia"/>
+          <w:szCs w:val="28"/>
+        </w:rPr>
+        <w:t>」與「</w:t>
+      </w:r>
+      <w:proofErr w:type="gramStart"/>
+      <w:r>
+        <w:rPr>
+          <w:rFonts w:hint="eastAsia"/>
+          <w:szCs w:val="28"/>
+        </w:rPr>
+        <w:t>複</w:t>
+      </w:r>
+      <w:proofErr w:type="gramEnd"/>
+      <w:r>
+        <w:rPr>
+          <w:rFonts w:hint="eastAsia"/>
+          <w:szCs w:val="28"/>
+        </w:rPr>
+        <w:t>沓」手法。</w:t>
+      </w:r>
+      <w:proofErr w:type="gramStart"/>
+      <w:r>
+        <w:rPr>
+          <w:rFonts w:hint="eastAsia"/>
+          <w:szCs w:val="28"/>
+          <w:u w:val="single"/>
+        </w:rPr>
+        <w:t>汴</w:t>
+      </w:r>
+      <w:proofErr w:type="gramEnd"/>
+      <w:r>
+        <w:rPr>
+          <w:rFonts w:hint="eastAsia"/>
+          <w:szCs w:val="28"/>
+          <w:u w:val="single"/>
+        </w:rPr>
+        <w:t>水</w:t>
+      </w:r>
+      <w:r>
+        <w:rPr>
+          <w:rFonts w:hint="eastAsia"/>
+          <w:szCs w:val="28"/>
+        </w:rPr>
+        <w:t>與</w:t>
+      </w:r>
+      <w:proofErr w:type="gramStart"/>
+      <w:r>
+        <w:rPr>
+          <w:rFonts w:hint="eastAsia"/>
+          <w:szCs w:val="28"/>
+          <w:u w:val="single"/>
+        </w:rPr>
+        <w:t>泗</w:t>
+      </w:r>
+      <w:proofErr w:type="gramEnd"/>
+      <w:r>
+        <w:rPr>
+          <w:rFonts w:hint="eastAsia"/>
+          <w:szCs w:val="28"/>
+          <w:u w:val="single"/>
+        </w:rPr>
+        <w:t>水</w:t>
+      </w:r>
+      <w:r>
+        <w:rPr>
+          <w:rFonts w:hint="eastAsia"/>
+          <w:szCs w:val="28"/>
+        </w:rPr>
+        <w:t>交</w:t>
+      </w:r>
+      <w:proofErr w:type="gramStart"/>
+      <w:r>
+        <w:rPr>
+          <w:rFonts w:hint="eastAsia"/>
+          <w:szCs w:val="28"/>
+        </w:rPr>
+        <w:t>匯</w:t>
+      </w:r>
+      <w:proofErr w:type="gramEnd"/>
+      <w:r>
+        <w:rPr>
+          <w:rFonts w:hint="eastAsia"/>
+          <w:szCs w:val="28"/>
+        </w:rPr>
+        <w:t>，一路奔騰向南，直指</w:t>
+      </w:r>
+      <w:r>
+        <w:rPr>
+          <w:rFonts w:hint="eastAsia"/>
+          <w:szCs w:val="28"/>
+          <w:u w:val="single"/>
+        </w:rPr>
+        <w:t>長江</w:t>
+      </w:r>
+      <w:r>
+        <w:rPr>
+          <w:rFonts w:hint="eastAsia"/>
+          <w:szCs w:val="28"/>
+        </w:rPr>
+        <w:t>北岸的</w:t>
+      </w:r>
+      <w:proofErr w:type="gramStart"/>
+      <w:r>
+        <w:rPr>
+          <w:rFonts w:hint="eastAsia"/>
+          <w:szCs w:val="28"/>
+          <w:u w:val="single"/>
+        </w:rPr>
+        <w:t>瓜州</w:t>
+      </w:r>
+      <w:r>
+        <w:rPr>
+          <w:rFonts w:hint="eastAsia"/>
+          <w:szCs w:val="28"/>
+        </w:rPr>
+        <w:t>古渡</w:t>
+      </w:r>
+      <w:proofErr w:type="gramEnd"/>
+      <w:r>
+        <w:rPr>
+          <w:rFonts w:hint="eastAsia"/>
+          <w:szCs w:val="28"/>
+        </w:rPr>
+        <w:t>。作者用三個「流」字，不僅</w:t>
       </w:r>
       <w:r>
         <w:rPr>
@@ -1196,14 +1763,140 @@
           <w:bCs/>
           <w:szCs w:val="28"/>
         </w:rPr>
-        <w:t>低徊纏綿</w:t>
-      </w:r>
-      <w:r>
-        <w:rPr>
-          <w:rFonts w:hint="eastAsia"/>
-          <w:szCs w:val="28"/>
-        </w:rPr>
-        <w:t>的</w:t>
+        <w:t>勾勒</w:t>
+      </w:r>
+      <w:r>
+        <w:rPr>
+          <w:rFonts w:hint="eastAsia"/>
+          <w:szCs w:val="28"/>
+        </w:rPr>
+        <w:t>出空間的廣闊與綿延，更賦予了動態的視覺感，彷彿那無盡的流水就是女子綿延不斷的相思。然而，流水有匯聚之時，思念卻無停歇之日。接著「吳山點點愁」一句，將視線由近處的流水拉向遠方的山巒。在</w:t>
+      </w:r>
+      <w:proofErr w:type="gramStart"/>
+      <w:r>
+        <w:rPr>
+          <w:rFonts w:hint="eastAsia"/>
+          <w:szCs w:val="28"/>
+        </w:rPr>
+        <w:t>思婦眼</w:t>
+      </w:r>
+      <w:proofErr w:type="gramEnd"/>
+      <w:r>
+        <w:rPr>
+          <w:rFonts w:hint="eastAsia"/>
+          <w:szCs w:val="28"/>
+        </w:rPr>
+        <w:t>中，</w:t>
+      </w:r>
+      <w:r>
+        <w:rPr>
+          <w:rFonts w:hint="eastAsia"/>
+          <w:szCs w:val="28"/>
+          <w:u w:val="single"/>
+        </w:rPr>
+        <w:t>江</w:t>
+      </w:r>
+      <w:r>
+        <w:rPr>
+          <w:rFonts w:hint="eastAsia"/>
+          <w:szCs w:val="28"/>
+          <w:u w:val="single"/>
+        </w:rPr>
+        <w:lastRenderedPageBreak/>
+        <w:t>南</w:t>
+      </w:r>
+      <w:r>
+        <w:rPr>
+          <w:rFonts w:hint="eastAsia"/>
+          <w:szCs w:val="28"/>
+        </w:rPr>
+        <w:t>那隱隱約約的「吳山」，都凝聚成了她眉頭的點點</w:t>
+      </w:r>
+      <w:proofErr w:type="gramStart"/>
+      <w:r>
+        <w:rPr>
+          <w:rFonts w:hint="eastAsia"/>
+          <w:szCs w:val="28"/>
+        </w:rPr>
+        <w:t>愁怨。</w:t>
+      </w:r>
+      <w:proofErr w:type="gramEnd"/>
+      <w:r>
+        <w:rPr>
+          <w:rFonts w:hint="eastAsia"/>
+          <w:szCs w:val="28"/>
+        </w:rPr>
+        <w:t>這種移情入景的手法，將無形的愁緒具</w:t>
+      </w:r>
+      <w:proofErr w:type="gramStart"/>
+      <w:r>
+        <w:rPr>
+          <w:rFonts w:hint="eastAsia"/>
+          <w:szCs w:val="28"/>
+        </w:rPr>
+        <w:t>象</w:t>
+      </w:r>
+      <w:proofErr w:type="gramEnd"/>
+      <w:r>
+        <w:rPr>
+          <w:rFonts w:hint="eastAsia"/>
+          <w:szCs w:val="28"/>
+        </w:rPr>
+        <w:t>化，達到了「</w:t>
+      </w:r>
+      <w:proofErr w:type="gramStart"/>
+      <w:r>
+        <w:rPr>
+          <w:rFonts w:hint="eastAsia"/>
+          <w:szCs w:val="28"/>
+        </w:rPr>
+        <w:t>景語皆情語</w:t>
+      </w:r>
+      <w:proofErr w:type="gramEnd"/>
+      <w:r>
+        <w:rPr>
+          <w:rFonts w:hint="eastAsia"/>
+          <w:szCs w:val="28"/>
+        </w:rPr>
+        <w:t>」的藝術效果。</w:t>
+      </w:r>
+    </w:p>
+    <w:p>
+      <w:pPr>
+        <w:spacing w:after="0" w:line="400" w:lineRule="exact"/>
+        <w:ind w:left="-6" w:right="0" w:hanging="11"/>
+        <w:jc w:val="both"/>
+        <w:rPr>
+          <w:szCs w:val="28"/>
+        </w:rPr>
+      </w:pPr>
+      <w:r>
+        <w:rPr>
+          <w:rFonts w:hint="eastAsia"/>
+          <w:szCs w:val="28"/>
+        </w:rPr>
+        <w:t xml:space="preserve">　　</w:t>
+      </w:r>
+      <w:r>
+        <w:rPr>
+          <w:rFonts w:hint="eastAsia"/>
+          <w:szCs w:val="28"/>
+        </w:rPr>
+        <w:t>下片轉入心理描寫，將情感推向高潮。「思悠悠，恨悠悠」，女子直白地吐露心聲。一個「悠悠」，寫盡了思念之深長、怨恨之綿綿。緊接著「恨到歸時方始休」，展現了情感的極致</w:t>
+      </w:r>
+      <w:r>
+        <w:rPr>
+          <w:rFonts w:hint="eastAsia"/>
+          <w:szCs w:val="28"/>
+        </w:rPr>
+        <w:t>--</w:t>
+      </w:r>
+      <w:r>
+        <w:rPr>
+          <w:rFonts w:hint="eastAsia"/>
+          <w:szCs w:val="28"/>
+        </w:rPr>
+        <w:t>這份因離別而生的</w:t>
       </w:r>
       <w:r>
         <w:rPr>
@@ -1212,43 +1905,203 @@
           <w:bCs/>
           <w:szCs w:val="28"/>
         </w:rPr>
-        <w:t>情韻</w:t>
-      </w:r>
-      <w:r>
-        <w:rPr>
-          <w:rFonts w:hint="eastAsia"/>
-          <w:szCs w:val="28"/>
-        </w:rPr>
-        <w:t>。</w:t>
-      </w:r>
-      <w:r>
-        <w:rPr>
-          <w:rFonts w:hint="eastAsia"/>
-          <w:szCs w:val="28"/>
-        </w:rPr>
-        <w:t>「</w:t>
-      </w:r>
-      <w:r>
-        <w:rPr>
-          <w:rFonts w:hint="eastAsia"/>
-          <w:szCs w:val="28"/>
-        </w:rPr>
-        <w:t>吳山點點愁</w:t>
-      </w:r>
-      <w:r>
-        <w:rPr>
-          <w:rFonts w:hint="eastAsia"/>
-          <w:szCs w:val="28"/>
-        </w:rPr>
-        <w:t>」</w:t>
-      </w:r>
-      <w:r>
-        <w:rPr>
-          <w:rFonts w:hint="eastAsia"/>
-          <w:szCs w:val="28"/>
-        </w:rPr>
-        <w:t>為本闕</w:t>
-      </w:r>
+        <w:t>幽怨</w:t>
+      </w:r>
+      <w:r>
+        <w:rPr>
+          <w:rFonts w:hint="eastAsia"/>
+          <w:szCs w:val="28"/>
+        </w:rPr>
+        <w:t>，唯有等到愛人歸來的那一天才會停止</w:t>
+      </w:r>
+      <w:r>
+        <w:rPr>
+          <w:szCs w:val="28"/>
+        </w:rPr>
+        <w:br/>
+      </w:r>
+      <w:r>
+        <w:rPr>
+          <w:rFonts w:hint="eastAsia"/>
+          <w:szCs w:val="28"/>
+        </w:rPr>
+        <w:t>。這既是痛苦的傾訴，也是對愛情至死不渝</w:t>
+      </w:r>
+      <w:r>
+        <w:rPr>
+          <w:rFonts w:hint="eastAsia"/>
+          <w:szCs w:val="28"/>
+        </w:rPr>
+        <w:t>(</w:t>
+      </w:r>
+      <w:proofErr w:type="gramStart"/>
+      <w:r>
+        <w:rPr>
+          <w:rFonts w:hint="eastAsia"/>
+          <w:color w:val="FF0000"/>
+          <w:sz w:val="16"/>
+          <w:szCs w:val="16"/>
+        </w:rPr>
+        <w:t>ㄩˊ</w:t>
+      </w:r>
+      <w:proofErr w:type="gramEnd"/>
+      <w:r>
+        <w:rPr>
+          <w:rFonts w:hint="eastAsia"/>
+          <w:szCs w:val="28"/>
+        </w:rPr>
+        <w:t>)</w:t>
+      </w:r>
+      <w:r>
+        <w:rPr>
+          <w:rFonts w:hint="eastAsia"/>
+          <w:szCs w:val="28"/>
+        </w:rPr>
+        <w:t>的宣告。</w:t>
+      </w:r>
+      <w:proofErr w:type="gramStart"/>
+      <w:r>
+        <w:rPr>
+          <w:rFonts w:hint="eastAsia"/>
+          <w:szCs w:val="28"/>
+        </w:rPr>
+        <w:t>結句</w:t>
+      </w:r>
+      <w:proofErr w:type="gramEnd"/>
+      <w:r>
+        <w:rPr>
+          <w:rFonts w:hint="eastAsia"/>
+          <w:szCs w:val="28"/>
+        </w:rPr>
+        <w:t>「月明</w:t>
+      </w:r>
+      <w:proofErr w:type="gramStart"/>
+      <w:r>
+        <w:rPr>
+          <w:rFonts w:hint="eastAsia"/>
+          <w:szCs w:val="28"/>
+        </w:rPr>
+        <w:t>人倚樓</w:t>
+      </w:r>
+      <w:proofErr w:type="gramEnd"/>
+      <w:r>
+        <w:rPr>
+          <w:rFonts w:hint="eastAsia"/>
+          <w:szCs w:val="28"/>
+        </w:rPr>
+        <w:t>」，畫面由</w:t>
+      </w:r>
+      <w:proofErr w:type="gramStart"/>
+      <w:r>
+        <w:rPr>
+          <w:rFonts w:hint="eastAsia"/>
+          <w:szCs w:val="28"/>
+        </w:rPr>
+        <w:t>動轉靜</w:t>
+      </w:r>
+      <w:proofErr w:type="gramEnd"/>
+      <w:r>
+        <w:rPr>
+          <w:rFonts w:hint="eastAsia"/>
+          <w:szCs w:val="28"/>
+        </w:rPr>
+        <w:t>。皎潔的月光灑滿人間，而女子獨自倚靠在樓頭。這個經典的「</w:t>
+      </w:r>
+      <w:proofErr w:type="gramStart"/>
+      <w:r>
+        <w:rPr>
+          <w:rFonts w:hint="eastAsia"/>
+          <w:szCs w:val="28"/>
+        </w:rPr>
+        <w:t>倚樓</w:t>
+      </w:r>
+      <w:proofErr w:type="gramEnd"/>
+      <w:r>
+        <w:rPr>
+          <w:rFonts w:hint="eastAsia"/>
+          <w:szCs w:val="28"/>
+        </w:rPr>
+        <w:t>」剪影，將前面的流水、遠山、</w:t>
+      </w:r>
+      <w:proofErr w:type="gramStart"/>
+      <w:r>
+        <w:rPr>
+          <w:rFonts w:hint="eastAsia"/>
+          <w:szCs w:val="28"/>
+        </w:rPr>
+        <w:t>悠悠思恨</w:t>
+      </w:r>
+      <w:proofErr w:type="gramEnd"/>
+      <w:r>
+        <w:rPr>
+          <w:rFonts w:hint="eastAsia"/>
+          <w:szCs w:val="28"/>
+        </w:rPr>
+        <w:t>，全部凝聚在這一輪明月與孤獨的身影之</w:t>
+      </w:r>
+      <w:proofErr w:type="gramStart"/>
+      <w:r>
+        <w:rPr>
+          <w:rFonts w:hint="eastAsia"/>
+          <w:szCs w:val="28"/>
+        </w:rPr>
+        <w:t>中</w:t>
+      </w:r>
+      <w:proofErr w:type="gramEnd"/>
+      <w:r>
+        <w:rPr>
+          <w:szCs w:val="28"/>
+        </w:rPr>
+        <w:br/>
+      </w:r>
+      <w:r>
+        <w:rPr>
+          <w:rFonts w:hint="eastAsia"/>
+          <w:szCs w:val="28"/>
+        </w:rPr>
+        <w:t>，留下了無盡的餘韻與想像空間。</w:t>
+      </w:r>
+    </w:p>
+    <w:p>
+      <w:pPr>
+        <w:spacing w:after="0" w:line="400" w:lineRule="exact"/>
+        <w:ind w:left="-6" w:right="0" w:hanging="11"/>
+        <w:jc w:val="both"/>
+        <w:rPr>
+          <w:szCs w:val="28"/>
+        </w:rPr>
+      </w:pPr>
+      <w:r>
+        <w:rPr>
+          <w:rFonts w:hint="eastAsia"/>
+          <w:szCs w:val="28"/>
+        </w:rPr>
+        <w:t xml:space="preserve">　　</w:t>
+      </w:r>
+      <w:r>
+        <w:rPr>
+          <w:rFonts w:hint="eastAsia"/>
+          <w:szCs w:val="28"/>
+        </w:rPr>
+        <w:t>這首詞的高妙之處，在於將柔情與怨憤交織得恰到好處。</w:t>
+      </w:r>
+      <w:proofErr w:type="gramStart"/>
+      <w:r>
+        <w:rPr>
+          <w:rFonts w:hint="eastAsia"/>
+          <w:szCs w:val="28"/>
+        </w:rPr>
+        <w:t>全詞音節</w:t>
+      </w:r>
+      <w:proofErr w:type="gramEnd"/>
+      <w:r>
+        <w:rPr>
+          <w:rFonts w:hint="eastAsia"/>
+          <w:szCs w:val="28"/>
+        </w:rPr>
+        <w:t>和諧，語言</w:t>
+      </w:r>
+      <w:proofErr w:type="gramStart"/>
       <w:r>
         <w:rPr>
           <w:rFonts w:hint="eastAsia"/>
@@ -1256,282 +2109,47 @@
           <w:bCs/>
           <w:szCs w:val="28"/>
         </w:rPr>
-        <w:t>點睛</w:t>
-      </w:r>
-      <w:r>
-        <w:rPr>
-          <w:rFonts w:hint="eastAsia"/>
-          <w:szCs w:val="28"/>
-        </w:rPr>
-        <w:t>之筆。</w:t>
-      </w:r>
-      <w:r>
-        <w:rPr>
-          <w:rFonts w:hint="eastAsia"/>
-          <w:szCs w:val="28"/>
-        </w:rPr>
-        <w:t>「</w:t>
-      </w:r>
-      <w:r>
-        <w:rPr>
-          <w:rFonts w:hint="eastAsia"/>
-          <w:szCs w:val="28"/>
-        </w:rPr>
-        <w:t>汴水流，泗水流，流到瓜洲</w:t>
-      </w:r>
-      <w:r>
-        <w:rPr>
-          <w:rFonts w:hint="eastAsia"/>
-          <w:szCs w:val="28"/>
-        </w:rPr>
-        <w:lastRenderedPageBreak/>
-        <w:t>古渡頭</w:t>
-      </w:r>
-      <w:r>
-        <w:rPr>
-          <w:rFonts w:hint="eastAsia"/>
-          <w:szCs w:val="28"/>
-        </w:rPr>
-        <w:t>。」</w:t>
-      </w:r>
-      <w:r>
-        <w:rPr>
-          <w:rFonts w:hint="eastAsia"/>
-          <w:szCs w:val="28"/>
-        </w:rPr>
-        <w:t>如果沒有後邊</w:t>
-      </w:r>
-      <w:r>
-        <w:rPr>
-          <w:rFonts w:hint="eastAsia"/>
-          <w:szCs w:val="28"/>
-        </w:rPr>
-        <w:t>「</w:t>
-      </w:r>
-      <w:r>
-        <w:rPr>
-          <w:rFonts w:hint="eastAsia"/>
-          <w:szCs w:val="28"/>
-        </w:rPr>
-        <w:t>吳山點點愁</w:t>
-      </w:r>
-      <w:r>
-        <w:rPr>
-          <w:rFonts w:hint="eastAsia"/>
-          <w:szCs w:val="28"/>
-        </w:rPr>
-        <w:t>」</w:t>
-      </w:r>
-      <w:r>
-        <w:rPr>
-          <w:rFonts w:hint="eastAsia"/>
-          <w:szCs w:val="28"/>
-        </w:rPr>
-        <w:t>，則沒人任何意義。而有了</w:t>
-      </w:r>
-      <w:r>
-        <w:rPr>
-          <w:rFonts w:hint="eastAsia"/>
-          <w:szCs w:val="28"/>
-        </w:rPr>
-        <w:t>「</w:t>
-      </w:r>
-      <w:r>
-        <w:rPr>
-          <w:rFonts w:hint="eastAsia"/>
-          <w:szCs w:val="28"/>
-        </w:rPr>
-        <w:t>吳山點點愁</w:t>
-      </w:r>
-      <w:r>
-        <w:rPr>
-          <w:rFonts w:hint="eastAsia"/>
-          <w:szCs w:val="28"/>
-        </w:rPr>
-        <w:t>」</w:t>
-      </w:r>
-      <w:r>
-        <w:rPr>
-          <w:rFonts w:hint="eastAsia"/>
-          <w:szCs w:val="28"/>
-        </w:rPr>
-        <w:t>，那悠悠的流水仿佛也就蘊含了綿綿的思念與哀愁。</w:t>
-      </w:r>
-    </w:p>
-    <w:p>
-      <w:pPr>
-        <w:spacing w:after="0" w:line="400" w:lineRule="exact"/>
-        <w:ind w:left="-6" w:right="0" w:hanging="11"/>
-        <w:rPr>
-          <w:szCs w:val="28"/>
-        </w:rPr>
-      </w:pPr>
-      <w:r>
-        <w:rPr>
-          <w:rFonts w:hint="eastAsia"/>
-          <w:szCs w:val="28"/>
-        </w:rPr>
-        <w:t xml:space="preserve">    </w:t>
-      </w:r>
-      <w:r>
-        <w:rPr>
-          <w:rFonts w:hint="eastAsia"/>
-          <w:szCs w:val="28"/>
-        </w:rPr>
-        <w:t>下闕連用兩個</w:t>
-      </w:r>
-      <w:r>
-        <w:rPr>
-          <w:rFonts w:hint="eastAsia"/>
-          <w:szCs w:val="28"/>
-        </w:rPr>
-        <w:t>「</w:t>
-      </w:r>
-      <w:r>
-        <w:rPr>
-          <w:rFonts w:hint="eastAsia"/>
-          <w:szCs w:val="28"/>
-        </w:rPr>
-        <w:t>悠悠</w:t>
-      </w:r>
-      <w:r>
-        <w:rPr>
-          <w:rFonts w:hint="eastAsia"/>
-          <w:szCs w:val="28"/>
-        </w:rPr>
-        <w:t>」</w:t>
-      </w:r>
-      <w:r>
-        <w:rPr>
-          <w:rFonts w:hint="eastAsia"/>
-          <w:szCs w:val="28"/>
-        </w:rPr>
-        <w:t>，更增添了愁思的綿長與強烈。</w:t>
-      </w:r>
-      <w:r>
-        <w:rPr>
-          <w:rFonts w:hint="eastAsia"/>
-          <w:szCs w:val="28"/>
-        </w:rPr>
-        <w:t>「</w:t>
-      </w:r>
-      <w:r>
-        <w:rPr>
-          <w:rFonts w:hint="eastAsia"/>
-          <w:szCs w:val="28"/>
-        </w:rPr>
-        <w:t>思悠悠，恨悠悠，恨到歸時方始休</w:t>
-      </w:r>
-      <w:r>
-        <w:rPr>
-          <w:rFonts w:hint="eastAsia"/>
-          <w:szCs w:val="28"/>
-        </w:rPr>
-        <w:t>。」「</w:t>
-      </w:r>
-      <w:r>
-        <w:rPr>
-          <w:rFonts w:hint="eastAsia"/>
-          <w:szCs w:val="28"/>
-        </w:rPr>
-        <w:t>歸</w:t>
-      </w:r>
-      <w:r>
-        <w:rPr>
-          <w:rFonts w:hint="eastAsia"/>
-          <w:szCs w:val="28"/>
-        </w:rPr>
-        <w:t>」</w:t>
-      </w:r>
-      <w:r>
-        <w:rPr>
-          <w:rFonts w:hint="eastAsia"/>
-          <w:szCs w:val="28"/>
-        </w:rPr>
-        <w:t>了嗎？</w:t>
-      </w:r>
-      <w:r>
-        <w:rPr>
-          <w:rFonts w:hint="eastAsia"/>
-          <w:szCs w:val="28"/>
-        </w:rPr>
-        <w:t>「</w:t>
-      </w:r>
-      <w:r>
-        <w:rPr>
-          <w:rFonts w:hint="eastAsia"/>
-          <w:szCs w:val="28"/>
-        </w:rPr>
-        <w:t>休</w:t>
-      </w:r>
-      <w:r>
-        <w:rPr>
-          <w:rFonts w:hint="eastAsia"/>
-          <w:szCs w:val="28"/>
-        </w:rPr>
-        <w:t>」</w:t>
-      </w:r>
-      <w:r>
-        <w:rPr>
-          <w:rFonts w:hint="eastAsia"/>
-          <w:szCs w:val="28"/>
-        </w:rPr>
-        <w:t>了嗎？</w:t>
-      </w:r>
-      <w:r>
-        <w:rPr>
-          <w:szCs w:val="28"/>
-        </w:rPr>
-        <w:t>沒有，只是一個空想，想來想去，最終還是</w:t>
-      </w:r>
-      <w:r>
-        <w:rPr>
-          <w:rFonts w:hint="eastAsia"/>
-          <w:szCs w:val="28"/>
-        </w:rPr>
-        <w:t>「</w:t>
-      </w:r>
-      <w:r>
-        <w:rPr>
-          <w:szCs w:val="28"/>
-        </w:rPr>
-        <w:t>月明人倚樓</w:t>
-      </w:r>
-      <w:r>
-        <w:rPr>
-          <w:rFonts w:hint="eastAsia"/>
-          <w:szCs w:val="28"/>
-        </w:rPr>
-        <w:t>」</w:t>
-      </w:r>
-      <w:r>
-        <w:rPr>
-          <w:szCs w:val="28"/>
-        </w:rPr>
-        <w:t>。</w:t>
-      </w:r>
-    </w:p>
-    <w:p>
-      <w:pPr>
-        <w:spacing w:after="0" w:line="400" w:lineRule="exact"/>
-        <w:ind w:left="-6" w:right="0" w:hanging="11"/>
-        <w:rPr>
-          <w:szCs w:val="28"/>
-        </w:rPr>
-      </w:pPr>
-      <w:r>
-        <w:rPr>
-          <w:rFonts w:hint="eastAsia"/>
-          <w:szCs w:val="28"/>
-        </w:rPr>
-        <w:t xml:space="preserve">    </w:t>
-      </w:r>
-      <w:r>
-        <w:rPr>
-          <w:rFonts w:hint="eastAsia"/>
-          <w:szCs w:val="28"/>
-        </w:rPr>
-        <w:t>詩人運用淺顯流暢的語言，和諧</w:t>
+        <w:t>明白如話</w:t>
+      </w:r>
+      <w:proofErr w:type="gramEnd"/>
+      <w:r>
+        <w:rPr>
+          <w:rFonts w:hint="eastAsia"/>
+          <w:szCs w:val="28"/>
+        </w:rPr>
+        <w:t>，卻在</w:t>
+      </w:r>
+      <w:proofErr w:type="gramStart"/>
+      <w:r>
+        <w:rPr>
+          <w:rFonts w:hint="eastAsia"/>
+          <w:szCs w:val="28"/>
+        </w:rPr>
+        <w:t>上片藉流水</w:t>
+      </w:r>
+      <w:proofErr w:type="gramEnd"/>
+      <w:r>
+        <w:rPr>
+          <w:rFonts w:hint="eastAsia"/>
+          <w:szCs w:val="28"/>
+        </w:rPr>
+        <w:t>之「動」與下</w:t>
+      </w:r>
+      <w:proofErr w:type="gramStart"/>
+      <w:r>
+        <w:rPr>
+          <w:rFonts w:hint="eastAsia"/>
+          <w:szCs w:val="28"/>
+        </w:rPr>
+        <w:t>片倚樓</w:t>
+      </w:r>
+      <w:proofErr w:type="gramEnd"/>
+      <w:r>
+        <w:rPr>
+          <w:rFonts w:hint="eastAsia"/>
+          <w:szCs w:val="28"/>
+        </w:rPr>
+        <w:t>之「靜」的完美</w:t>
       </w:r>
       <w:r>
         <w:rPr>
@@ -1540,70 +2158,14 @@
           <w:bCs/>
           <w:szCs w:val="28"/>
         </w:rPr>
-        <w:t>舒緩</w:t>
-      </w:r>
-      <w:r>
-        <w:rPr>
-          <w:rFonts w:hint="eastAsia"/>
-          <w:szCs w:val="28"/>
-        </w:rPr>
-        <w:t>的音律，以</w:t>
-      </w:r>
-      <w:r>
-        <w:rPr>
-          <w:rFonts w:hint="eastAsia"/>
-          <w:szCs w:val="28"/>
-        </w:rPr>
-        <w:t>「</w:t>
-      </w:r>
-      <w:r>
-        <w:rPr>
-          <w:rFonts w:hint="eastAsia"/>
-          <w:szCs w:val="28"/>
-        </w:rPr>
-        <w:t>恨</w:t>
-      </w:r>
-      <w:r>
-        <w:rPr>
-          <w:rFonts w:hint="eastAsia"/>
-          <w:szCs w:val="28"/>
-        </w:rPr>
-        <w:t>」</w:t>
-      </w:r>
-      <w:r>
-        <w:rPr>
-          <w:rFonts w:hint="eastAsia"/>
-          <w:szCs w:val="28"/>
-        </w:rPr>
-        <w:t>寫</w:t>
-      </w:r>
-      <w:r>
-        <w:rPr>
-          <w:rFonts w:hint="eastAsia"/>
-          <w:szCs w:val="28"/>
-        </w:rPr>
-        <w:t>「</w:t>
-      </w:r>
-      <w:r>
-        <w:rPr>
-          <w:rFonts w:hint="eastAsia"/>
-          <w:szCs w:val="28"/>
-        </w:rPr>
-        <w:t>愛</w:t>
-      </w:r>
-      <w:r>
-        <w:rPr>
-          <w:rFonts w:hint="eastAsia"/>
-          <w:szCs w:val="28"/>
-        </w:rPr>
-        <w:t>」</w:t>
-      </w:r>
-      <w:r>
-        <w:rPr>
-          <w:rFonts w:hint="eastAsia"/>
-          <w:szCs w:val="28"/>
-        </w:rPr>
-        <w:t>，巧妙而又明了地</w:t>
+        <w:t>揉合</w:t>
+      </w:r>
+      <w:r>
+        <w:rPr>
+          <w:rFonts w:hint="eastAsia"/>
+          <w:szCs w:val="28"/>
+        </w:rPr>
+        <w:t>中，營造出一種</w:t>
       </w:r>
       <w:r>
         <w:rPr>
@@ -1612,14 +2174,14 @@
           <w:bCs/>
           <w:szCs w:val="28"/>
         </w:rPr>
-        <w:t>勾畫</w:t>
-      </w:r>
-      <w:r>
-        <w:rPr>
-          <w:rFonts w:hint="eastAsia"/>
-          <w:szCs w:val="28"/>
-        </w:rPr>
-        <w:t>出了思女形象，表現出了思女複雜的感情。特別是那悠悠的流水和皎潔的月光，更</w:t>
+        <w:t>空靈</w:t>
+      </w:r>
+      <w:r>
+        <w:rPr>
+          <w:rFonts w:hint="eastAsia"/>
+          <w:szCs w:val="28"/>
+        </w:rPr>
+        <w:t>、</w:t>
       </w:r>
       <w:r>
         <w:rPr>
@@ -1628,46 +2190,14 @@
           <w:bCs/>
           <w:szCs w:val="28"/>
         </w:rPr>
-        <w:t>烘托</w:t>
-      </w:r>
-      <w:r>
-        <w:rPr>
-          <w:rFonts w:hint="eastAsia"/>
-          <w:szCs w:val="28"/>
-        </w:rPr>
-        <w:t>出了無限哀怨憂傷的情懷，極大地增強了作品的藝術感染力，顯示出這首小詞</w:t>
-      </w:r>
-      <w:r>
-        <w:rPr>
-          <w:rFonts w:hint="eastAsia"/>
-          <w:b/>
-          <w:bCs/>
-          <w:szCs w:val="28"/>
-        </w:rPr>
-        <w:t>言簡意深</w:t>
-      </w:r>
-      <w:r>
-        <w:rPr>
-          <w:rFonts w:hint="eastAsia"/>
-          <w:szCs w:val="28"/>
-        </w:rPr>
-        <w:t>、詞義</w:t>
-      </w:r>
-      <w:r>
-        <w:rPr>
-          <w:rFonts w:hint="eastAsia"/>
-          <w:b/>
-          <w:bCs/>
-          <w:szCs w:val="28"/>
-        </w:rPr>
-        <w:t>蘊藉</w:t>
-      </w:r>
-      <w:r>
-        <w:rPr>
-          <w:rFonts w:hint="eastAsia"/>
-          <w:szCs w:val="28"/>
-        </w:rPr>
-        <w:t>的特點。</w:t>
+        <w:t>深邃</w:t>
+      </w:r>
+      <w:r>
+        <w:rPr>
+          <w:rFonts w:hint="eastAsia"/>
+          <w:szCs w:val="28"/>
+        </w:rPr>
+        <w:t>且帶有淡淡哀傷的唯美意境，堪稱閨怨詞中的絕唱。</w:t>
       </w:r>
     </w:p>
     <w:p>
@@ -1697,29 +2227,55 @@
           <w:ilvl w:val="0"/>
           <w:numId w:val="26"/>
         </w:numPr>
-        <w:spacing w:after="0" w:line="380" w:lineRule="exact"/>
-        <w:ind w:leftChars="0" w:right="845"/>
-        <w:rPr>
-          <w:rFonts w:hint="eastAsia"/>
-        </w:rPr>
-      </w:pPr>
-      <w:r>
-        <w:rPr>
-          <w:rFonts w:hint="eastAsia"/>
-        </w:rPr>
-        <w:t>偎傍</w:t>
+        <w:spacing w:after="0" w:line="360" w:lineRule="exact"/>
+        <w:ind w:leftChars="0" w:left="284" w:right="0" w:hanging="284"/>
+        <w:jc w:val="both"/>
+      </w:pPr>
+      <w:proofErr w:type="gramStart"/>
+      <w:r>
+        <w:rPr>
+          <w:rFonts w:hint="eastAsia"/>
+        </w:rPr>
+        <w:t>偎</w:t>
+      </w:r>
+      <w:proofErr w:type="gramEnd"/>
+      <w:r>
+        <w:rPr>
+          <w:rFonts w:hint="eastAsia"/>
+        </w:rPr>
+        <w:t>傍</w:t>
       </w:r>
       <w:r>
         <w:t>(</w:t>
       </w:r>
+      <w:proofErr w:type="gramStart"/>
       <w:r>
         <w:rPr>
           <w:color w:val="FF0000"/>
           <w:sz w:val="16"/>
           <w:szCs w:val="16"/>
         </w:rPr>
-        <w:t>ㄨㄟ ㄅㄤˋ</w:t>
-      </w:r>
+        <w:t>ㄨㄟ</w:t>
+      </w:r>
+      <w:proofErr w:type="gramEnd"/>
+      <w:r>
+        <w:rPr>
+          <w:color w:val="FF0000"/>
+          <w:sz w:val="16"/>
+          <w:szCs w:val="16"/>
+        </w:rPr>
+        <w:t xml:space="preserve"> </w:t>
+      </w:r>
+      <w:proofErr w:type="gramStart"/>
+      <w:r>
+        <w:rPr>
+          <w:color w:val="FF0000"/>
+          <w:sz w:val="16"/>
+          <w:szCs w:val="16"/>
+        </w:rPr>
+        <w:t>ㄅㄤˋ</w:t>
+      </w:r>
+      <w:proofErr w:type="gramEnd"/>
       <w:r>
         <w:t>)：緊靠、親近。</w:t>
       </w:r>
@@ -1731,20 +2287,15 @@
           <w:ilvl w:val="0"/>
           <w:numId w:val="26"/>
         </w:numPr>
-        <w:spacing w:after="0" w:line="380" w:lineRule="exact"/>
-        <w:ind w:leftChars="0" w:right="845"/>
-      </w:pPr>
-      <w:r>
-        <w:rPr>
-          <w:rFonts w:hint="eastAsia"/>
-        </w:rPr>
-        <w:t>迴環</w:t>
-      </w:r>
-      <w:r>
-        <w:rPr>
-          <w:rFonts w:hint="eastAsia"/>
-        </w:rPr>
-        <w:t>復沓</w:t>
+        <w:spacing w:after="0" w:line="360" w:lineRule="exact"/>
+        <w:ind w:leftChars="0" w:left="284" w:right="0" w:hanging="284"/>
+        <w:jc w:val="both"/>
+      </w:pPr>
+      <w:r>
+        <w:rPr>
+          <w:rFonts w:hint="eastAsia"/>
+        </w:rPr>
+        <w:t>純淨洗鍊</w:t>
       </w:r>
       <w:r>
         <w:rPr>
@@ -1756,34 +2307,21 @@
         <w:rPr>
           <w:rFonts w:hint="eastAsia"/>
         </w:rPr>
-        <w:t>循環反覆。沓</w:t>
-      </w:r>
-      <w:r>
-        <w:rPr>
-          <w:rFonts w:hint="eastAsia"/>
-        </w:rPr>
-        <w:t>(</w:t>
-      </w:r>
-      <w:r>
-        <w:rPr>
-          <w:rFonts w:hint="eastAsia"/>
-          <w:color w:val="FF0000"/>
-          <w:sz w:val="16"/>
-          <w:szCs w:val="16"/>
-        </w:rPr>
-        <w:t>ㄊㄚˋ</w:t>
-      </w:r>
-      <w:r>
-        <w:rPr>
-          <w:rFonts w:hint="eastAsia"/>
-        </w:rPr>
-        <w:t>)：</w:t>
-      </w:r>
-      <w:r>
-        <w:rPr>
-          <w:rFonts w:hint="eastAsia"/>
-        </w:rPr>
-        <w:t>眾多而重複。</w:t>
+        <w:t>指文字極其乾淨利落，沒有半句廢話、俗套或雕琢的痕跡，卻能精</w:t>
+      </w:r>
+      <w:proofErr w:type="gramStart"/>
+      <w:r>
+        <w:rPr>
+          <w:rFonts w:hint="eastAsia"/>
+        </w:rPr>
+        <w:t>準</w:t>
+      </w:r>
+      <w:proofErr w:type="gramEnd"/>
+      <w:r>
+        <w:rPr>
+          <w:rFonts w:hint="eastAsia"/>
+        </w:rPr>
+        <w:t>傳達最深層的情感。</w:t>
       </w:r>
     </w:p>
     <w:p>
@@ -1793,27 +2331,54 @@
           <w:ilvl w:val="0"/>
           <w:numId w:val="26"/>
         </w:numPr>
-        <w:spacing w:after="0" w:line="380" w:lineRule="exact"/>
-        <w:ind w:leftChars="0" w:right="845"/>
-      </w:pPr>
-      <w:r>
-        <w:rPr>
-          <w:rFonts w:hint="eastAsia"/>
-        </w:rPr>
-        <w:t>綿綿：形容連續不斷的樣子。</w:t>
-      </w:r>
-    </w:p>
-    <w:p>
-      <w:pPr>
-        <w:pStyle w:val="a9"/>
-        <w:spacing w:after="0" w:line="380" w:lineRule="exact"/>
-        <w:ind w:leftChars="0" w:right="845" w:firstLine="0"/>
-      </w:pPr>
-      <w:r>
-        <w:rPr>
-          <w:rFonts w:hint="eastAsia"/>
-        </w:rPr>
-        <w:t>【例】天長地久有時盡，此恨綿綿無絕期。（唐．白居易〈長恨歌〉）</w:t>
+        <w:spacing w:after="0" w:line="360" w:lineRule="exact"/>
+        <w:ind w:leftChars="0" w:left="284" w:right="0" w:hanging="284"/>
+        <w:jc w:val="both"/>
+      </w:pPr>
+      <w:r>
+        <w:rPr>
+          <w:rFonts w:hint="eastAsia"/>
+        </w:rPr>
+        <w:t>入木三分</w:t>
+      </w:r>
+      <w:r>
+        <w:rPr>
+          <w:rFonts w:hint="eastAsia"/>
+        </w:rPr>
+        <w:t>：</w:t>
+      </w:r>
+      <w:r>
+        <w:rPr>
+          <w:rFonts w:hint="eastAsia"/>
+        </w:rPr>
+        <w:t>源自</w:t>
+      </w:r>
+      <w:r>
+        <w:rPr>
+          <w:rFonts w:hint="eastAsia"/>
+          <w:u w:val="single"/>
+        </w:rPr>
+        <w:t>王羲之</w:t>
+      </w:r>
+      <w:r>
+        <w:rPr>
+          <w:rFonts w:hint="eastAsia"/>
+        </w:rPr>
+        <w:t>寫字時筆力強勁，墨跡滲入木板極深。後用來比喻分析問題或刻劃人物極為深刻。指文章能精</w:t>
+      </w:r>
+      <w:proofErr w:type="gramStart"/>
+      <w:r>
+        <w:rPr>
+          <w:rFonts w:hint="eastAsia"/>
+        </w:rPr>
+        <w:t>準</w:t>
+      </w:r>
+      <w:proofErr w:type="gramEnd"/>
+      <w:r>
+        <w:rPr>
+          <w:rFonts w:hint="eastAsia"/>
+        </w:rPr>
+        <w:t>抓到事物的本質、人性的幽微，或將角色的心理描寫得極其深刻、痛快，讓讀者感同身受。</w:t>
       </w:r>
     </w:p>
     <w:p>
@@ -1823,35 +2388,27 @@
           <w:ilvl w:val="0"/>
           <w:numId w:val="26"/>
         </w:numPr>
-        <w:spacing w:after="0" w:line="380" w:lineRule="exact"/>
-        <w:ind w:leftChars="0" w:right="845"/>
-      </w:pPr>
-      <w:r>
-        <w:rPr>
-          <w:rFonts w:hint="eastAsia"/>
-        </w:rPr>
-        <w:t>憔悴</w:t>
-      </w:r>
-      <w:r>
-        <w:rPr>
-          <w:rFonts w:hint="eastAsia"/>
-        </w:rPr>
-        <w:t>(</w:t>
-      </w:r>
-      <w:r>
-        <w:rPr>
-          <w:rFonts w:hint="eastAsia"/>
-          <w:color w:val="FF0000"/>
-          <w:sz w:val="16"/>
-          <w:szCs w:val="16"/>
-        </w:rPr>
-        <w:t>ㄑㄧㄠˊ ㄘㄨㄟˋ</w:t>
-      </w:r>
-      <w:r>
-        <w:rPr>
-          <w:rFonts w:hint="eastAsia"/>
-        </w:rPr>
-        <w:t>)：衰弱疲憊失神的樣子。【例】面容憔悴</w:t>
+        <w:spacing w:after="0" w:line="360" w:lineRule="exact"/>
+        <w:ind w:leftChars="0" w:left="284" w:right="0" w:hanging="284"/>
+        <w:jc w:val="both"/>
+      </w:pPr>
+      <w:r>
+        <w:rPr>
+          <w:rFonts w:hint="eastAsia"/>
+        </w:rPr>
+        <w:t>頂針</w:t>
+      </w:r>
+      <w:r>
+        <w:rPr>
+          <w:rFonts w:hint="eastAsia"/>
+        </w:rPr>
+        <w:t>：</w:t>
+      </w:r>
+      <w:r>
+        <w:rPr>
+          <w:rFonts w:hint="eastAsia"/>
+        </w:rPr>
+        <w:t>又稱「聯珠」。前一句的結尾，作為後一句的開頭，首尾相連。在詩文或歌詞中，這種結構能產生環環相扣、節奏緊湊的藝術效果。它不僅能讓文字讀起來像連珠般流暢，也能在情感上產生遞進、綿延不斷的感覺</w:t>
       </w:r>
     </w:p>
     <w:p>
@@ -1861,14 +2418,23 @@
           <w:ilvl w:val="0"/>
           <w:numId w:val="26"/>
         </w:numPr>
-        <w:spacing w:after="0" w:line="380" w:lineRule="exact"/>
-        <w:ind w:leftChars="0" w:right="845"/>
-      </w:pPr>
-      <w:r>
-        <w:rPr>
-          <w:rFonts w:hint="eastAsia"/>
-        </w:rPr>
-        <w:t>蜿蜒</w:t>
+        <w:spacing w:after="0" w:line="360" w:lineRule="exact"/>
+        <w:ind w:leftChars="0" w:left="284" w:right="0" w:hanging="284"/>
+        <w:jc w:val="both"/>
+      </w:pPr>
+      <w:proofErr w:type="gramStart"/>
+      <w:r>
+        <w:rPr>
+          <w:rFonts w:hint="eastAsia"/>
+        </w:rPr>
+        <w:t>複</w:t>
+      </w:r>
+      <w:proofErr w:type="gramEnd"/>
+      <w:r>
+        <w:rPr>
+          <w:rFonts w:hint="eastAsia"/>
+        </w:rPr>
+        <w:t>沓</w:t>
       </w:r>
       <w:r>
         <w:rPr>
@@ -1876,6 +2442,7 @@
         </w:rPr>
         <w:t>(</w:t>
       </w:r>
+      <w:proofErr w:type="gramStart"/>
       <w:r>
         <w:rPr>
           <w:rFonts w:hint="eastAsia"/>
@@ -1883,26 +2450,54 @@
           <w:sz w:val="16"/>
           <w:szCs w:val="16"/>
         </w:rPr>
-        <w:t>ㄨㄢ ㄧㄢˊ</w:t>
-      </w:r>
-      <w:r>
-        <w:rPr>
-          <w:rFonts w:hint="eastAsia"/>
-        </w:rPr>
-        <w:t>)：形容河流、道路等曲折延伸的樣子。</w:t>
-      </w:r>
-    </w:p>
-    <w:p>
-      <w:pPr>
-        <w:pStyle w:val="a9"/>
-        <w:spacing w:after="0" w:line="380" w:lineRule="exact"/>
-        <w:ind w:leftChars="0" w:right="845" w:firstLine="0"/>
-      </w:pPr>
-      <w:r>
-        <w:rPr>
-          <w:rFonts w:hint="eastAsia"/>
-        </w:rPr>
-        <w:t>【例】順著這條蜿蜒的小路下去，就可到達河邊。</w:t>
+        <w:t>ㄊㄚˋ</w:t>
+      </w:r>
+      <w:proofErr w:type="gramEnd"/>
+      <w:r>
+        <w:rPr>
+          <w:rFonts w:hint="eastAsia"/>
+        </w:rPr>
+        <w:t>)</w:t>
+      </w:r>
+      <w:r>
+        <w:rPr>
+          <w:rFonts w:hint="eastAsia"/>
+        </w:rPr>
+        <w:t>：</w:t>
+      </w:r>
+      <w:r>
+        <w:rPr>
+          <w:rFonts w:hint="eastAsia"/>
+        </w:rPr>
+        <w:t>指相同的詞彙、句子或段落，在文章中反覆、重疊地出現。在文學（尤其是詩歌、樂府或歌謠）中，</w:t>
+      </w:r>
+      <w:proofErr w:type="gramStart"/>
+      <w:r>
+        <w:rPr>
+          <w:rFonts w:hint="eastAsia"/>
+        </w:rPr>
+        <w:t>複沓能</w:t>
+      </w:r>
+      <w:proofErr w:type="gramEnd"/>
+      <w:r>
+        <w:rPr>
+          <w:rFonts w:hint="eastAsia"/>
+        </w:rPr>
+        <w:t>奠定文字的節奏感與音樂性。透過重複的旋律與字眼，能強烈宣</w:t>
+      </w:r>
+      <w:proofErr w:type="gramStart"/>
+      <w:r>
+        <w:rPr>
+          <w:rFonts w:hint="eastAsia"/>
+        </w:rPr>
+        <w:t>洩</w:t>
+      </w:r>
+      <w:proofErr w:type="gramEnd"/>
+      <w:r>
+        <w:rPr>
+          <w:rFonts w:hint="eastAsia"/>
+        </w:rPr>
+        <w:t>、強調某種特定的情感，達到餘音繞樑的效果。</w:t>
       </w:r>
     </w:p>
     <w:p>
@@ -1912,14 +2507,15 @@
           <w:ilvl w:val="0"/>
           <w:numId w:val="26"/>
         </w:numPr>
-        <w:spacing w:after="0" w:line="380" w:lineRule="exact"/>
-        <w:ind w:leftChars="0" w:right="845"/>
-      </w:pPr>
-      <w:r>
-        <w:rPr>
-          <w:rFonts w:hint="eastAsia"/>
-        </w:rPr>
-        <w:t>低徊</w:t>
+        <w:spacing w:after="0" w:line="360" w:lineRule="exact"/>
+        <w:ind w:leftChars="0" w:left="284" w:right="0" w:hanging="284"/>
+        <w:jc w:val="both"/>
+      </w:pPr>
+      <w:r>
+        <w:rPr>
+          <w:rFonts w:hint="eastAsia"/>
+        </w:rPr>
+        <w:t>勾勒</w:t>
       </w:r>
       <w:r>
         <w:rPr>
@@ -1931,7 +2527,7 @@
         <w:rPr>
           <w:rFonts w:hint="eastAsia"/>
         </w:rPr>
-        <w:t>留戀徘徊。</w:t>
+        <w:t>原為繪畫術語，指用線條描繪出物體的大致輪廓。指作者用簡練的文字迅速描繪出人物的形象、場景的氛圍或事件的輪廓。不需要繁複的形容詞，只需寥寥數筆，畫面便躍然紙上。</w:t>
       </w:r>
     </w:p>
     <w:p>
@@ -1941,33 +2537,55 @@
           <w:ilvl w:val="0"/>
           <w:numId w:val="26"/>
         </w:numPr>
-        <w:spacing w:after="0" w:line="380" w:lineRule="exact"/>
-        <w:ind w:leftChars="0" w:right="845"/>
-      </w:pPr>
-      <w:r>
-        <w:rPr>
-          <w:rFonts w:hint="eastAsia"/>
-        </w:rPr>
-        <w:t>纏綿</w:t>
-      </w:r>
-      <w:r>
-        <w:rPr>
-          <w:rFonts w:hint="eastAsia"/>
-        </w:rPr>
-        <w:t>：形容彼此情感甜蜜，如線索糾結纏繞，無法擺脫或割捨。</w:t>
-      </w:r>
-    </w:p>
-    <w:p>
-      <w:pPr>
-        <w:pStyle w:val="a9"/>
-        <w:spacing w:after="0" w:line="380" w:lineRule="exact"/>
-        <w:ind w:leftChars="0" w:right="845" w:firstLine="0"/>
-      </w:pPr>
-      <w:r>
-        <w:rPr>
-          <w:rFonts w:hint="eastAsia"/>
-        </w:rPr>
-        <w:t>【例】他們倆情意纏綿，片刻都捨不得分離。</w:t>
+        <w:spacing w:after="0" w:line="360" w:lineRule="exact"/>
+        <w:ind w:leftChars="0" w:left="284" w:right="0" w:hanging="284"/>
+        <w:jc w:val="both"/>
+      </w:pPr>
+      <w:r>
+        <w:rPr>
+          <w:rFonts w:hint="eastAsia"/>
+        </w:rPr>
+        <w:t>幽怨</w:t>
+      </w:r>
+      <w:r>
+        <w:rPr>
+          <w:rFonts w:hint="eastAsia"/>
+        </w:rPr>
+        <w:t>：</w:t>
+      </w:r>
+      <w:r>
+        <w:rPr>
+          <w:rFonts w:hint="eastAsia"/>
+        </w:rPr>
+        <w:t>隱藏在內心深處、不輕易外顯的怨恨、悲傷與愁悶。形容文章或詩歌中壓抑、深</w:t>
+      </w:r>
+      <w:proofErr w:type="gramStart"/>
+      <w:r>
+        <w:rPr>
+          <w:rFonts w:hint="eastAsia"/>
+        </w:rPr>
+        <w:t>沉</w:t>
+      </w:r>
+      <w:proofErr w:type="gramEnd"/>
+      <w:r>
+        <w:rPr>
+          <w:rFonts w:hint="eastAsia"/>
+        </w:rPr>
+        <w:t>的情感調性。這種怨恨不是歇斯底里的宣</w:t>
+      </w:r>
+      <w:proofErr w:type="gramStart"/>
+      <w:r>
+        <w:rPr>
+          <w:rFonts w:hint="eastAsia"/>
+        </w:rPr>
+        <w:t>洩</w:t>
+      </w:r>
+      <w:proofErr w:type="gramEnd"/>
+      <w:r>
+        <w:rPr>
+          <w:rFonts w:hint="eastAsia"/>
+        </w:rPr>
+        <w:t>，而是淡淡的、綿長的、帶有宿命感的哀傷（如閨怨詩或思鄉詩中的情感）。</w:t>
       </w:r>
     </w:p>
     <w:p>
@@ -1977,20 +2595,42 @@
           <w:ilvl w:val="0"/>
           <w:numId w:val="26"/>
         </w:numPr>
-        <w:spacing w:after="0" w:line="380" w:lineRule="exact"/>
-        <w:ind w:leftChars="0" w:right="845"/>
-      </w:pPr>
-      <w:r>
-        <w:rPr>
-          <w:rFonts w:hint="eastAsia"/>
-        </w:rPr>
-        <w:t>情韻</w:t>
-      </w:r>
-      <w:r>
-        <w:rPr>
-          <w:rFonts w:hint="eastAsia"/>
-        </w:rPr>
-        <w:t>：情調韻味。</w:t>
+        <w:spacing w:after="0" w:line="360" w:lineRule="exact"/>
+        <w:ind w:leftChars="0" w:left="284" w:right="0" w:hanging="284"/>
+        <w:jc w:val="both"/>
+      </w:pPr>
+      <w:proofErr w:type="gramStart"/>
+      <w:r>
+        <w:rPr>
+          <w:rFonts w:hint="eastAsia"/>
+        </w:rPr>
+        <w:t>明白如話</w:t>
+      </w:r>
+      <w:proofErr w:type="gramEnd"/>
+      <w:r>
+        <w:rPr>
+          <w:rFonts w:hint="eastAsia"/>
+        </w:rPr>
+        <w:t>：</w:t>
+      </w:r>
+      <w:r>
+        <w:rPr>
+          <w:rFonts w:hint="eastAsia"/>
+        </w:rPr>
+        <w:t>形容文字極其通俗、明白，就像平常說話一樣簡單易懂。常用來形容</w:t>
+      </w:r>
+      <w:r>
+        <w:rPr>
+          <w:rFonts w:hint="eastAsia"/>
+          <w:u w:val="single"/>
+        </w:rPr>
+        <w:t>白居易</w:t>
+      </w:r>
+      <w:r>
+        <w:rPr>
+          <w:rFonts w:hint="eastAsia"/>
+        </w:rPr>
+        <w:t>等詩人的寫作風格。文字雖然看似平易近人、人人能懂，背後卻蘊含著高超的寫作功力與真摯的情感，絕非粗製濫造。</w:t>
       </w:r>
     </w:p>
     <w:p>
@@ -2000,45 +2640,27 @@
           <w:ilvl w:val="0"/>
           <w:numId w:val="26"/>
         </w:numPr>
-        <w:spacing w:after="0" w:line="380" w:lineRule="exact"/>
-        <w:ind w:leftChars="0" w:right="845"/>
-      </w:pPr>
-      <w:r>
-        <w:rPr>
-          <w:rFonts w:hint="eastAsia"/>
-        </w:rPr>
-        <w:t>點睛：</w:t>
-      </w:r>
-    </w:p>
-    <w:p>
-      <w:pPr>
-        <w:pStyle w:val="a9"/>
-        <w:numPr>
-          <w:ilvl w:val="0"/>
-          <w:numId w:val="27"/>
-        </w:numPr>
-        <w:spacing w:after="0" w:line="380" w:lineRule="exact"/>
-        <w:ind w:leftChars="0" w:right="845"/>
-      </w:pPr>
-      <w:r>
-        <w:rPr>
-          <w:rFonts w:hint="eastAsia"/>
-        </w:rPr>
-        <w:t>點畫眼睛。張彥遠《歷代名畫記．卷七．梁》：「張僧繇吳人也，……又金陵安樂寺四白龍不點眼睛，每云點睛即飛去，人以為妄誕，固請點之，須臾，雷電破壁，兩龍乘雲騰去上天，二龍未點眼者見在。」</w:t>
-      </w:r>
-    </w:p>
-    <w:p>
-      <w:pPr>
-        <w:pStyle w:val="a9"/>
-        <w:numPr>
-          <w:ilvl w:val="0"/>
-          <w:numId w:val="27"/>
-        </w:numPr>
-        <w:spacing w:after="0" w:line="380" w:lineRule="exact"/>
-        <w:ind w:leftChars="0" w:right="845"/>
-      </w:pPr>
-      <w:r>
-        <w:t>比喻行文時特別點明最妙處，關鍵之筆，使人注意。</w:t>
+        <w:spacing w:after="0" w:line="360" w:lineRule="exact"/>
+        <w:ind w:leftChars="0" w:left="284" w:right="0" w:hanging="284"/>
+        <w:jc w:val="both"/>
+      </w:pPr>
+      <w:r>
+        <w:rPr>
+          <w:rFonts w:hint="eastAsia"/>
+        </w:rPr>
+        <w:t>揉合</w:t>
+      </w:r>
+      <w:r>
+        <w:rPr>
+          <w:rFonts w:hint="eastAsia"/>
+        </w:rPr>
+        <w:t>：</w:t>
+      </w:r>
+      <w:r>
+        <w:rPr>
+          <w:rFonts w:hint="eastAsia"/>
+        </w:rPr>
+        <w:t>將不同的東西混合、攪拌、融合在一起。在寫作中指多種元素（如情感、意象、寫作手法或新舊思想）的完美融合。</w:t>
       </w:r>
     </w:p>
     <w:p>
@@ -2048,14 +2670,15 @@
           <w:ilvl w:val="0"/>
           <w:numId w:val="26"/>
         </w:numPr>
-        <w:spacing w:after="0" w:line="380" w:lineRule="exact"/>
-        <w:ind w:leftChars="0" w:right="845"/>
-      </w:pPr>
-      <w:r>
-        <w:rPr>
-          <w:rFonts w:hint="eastAsia"/>
-        </w:rPr>
-        <w:t>舒緩</w:t>
+        <w:spacing w:after="0" w:line="360" w:lineRule="exact"/>
+        <w:ind w:leftChars="0" w:left="284" w:right="0" w:hanging="426"/>
+        <w:jc w:val="both"/>
+      </w:pPr>
+      <w:r>
+        <w:rPr>
+          <w:rFonts w:hint="eastAsia"/>
+        </w:rPr>
+        <w:t>空靈</w:t>
       </w:r>
       <w:r>
         <w:rPr>
@@ -2063,39 +2686,11 @@
         </w:rPr>
         <w:t>：</w:t>
       </w:r>
-    </w:p>
-    <w:p>
-      <w:pPr>
-        <w:pStyle w:val="a9"/>
-        <w:numPr>
-          <w:ilvl w:val="0"/>
-          <w:numId w:val="28"/>
-        </w:numPr>
-        <w:spacing w:after="0" w:line="380" w:lineRule="exact"/>
-        <w:ind w:leftChars="0" w:right="845"/>
-      </w:pPr>
-      <w:r>
-        <w:rPr>
-          <w:rFonts w:hint="eastAsia"/>
-        </w:rPr>
-        <w:t>緩慢。【例】這首曲子節奏舒緩，聽了能使人心情放鬆。</w:t>
-      </w:r>
-    </w:p>
-    <w:p>
-      <w:pPr>
-        <w:pStyle w:val="a9"/>
-        <w:numPr>
-          <w:ilvl w:val="0"/>
-          <w:numId w:val="28"/>
-        </w:numPr>
-        <w:spacing w:after="0" w:line="380" w:lineRule="exact"/>
-        <w:ind w:leftChars="0" w:right="845"/>
-      </w:pPr>
-      <w:r>
-        <w:rPr>
-          <w:rFonts w:hint="eastAsia"/>
-        </w:rPr>
-        <w:t>減輕。【例】吃了這藥，可以舒緩感冒的症狀。</w:t>
+      <w:r>
+        <w:rPr>
+          <w:rFonts w:hint="eastAsia"/>
+        </w:rPr>
+        <w:t>形容空間虛幻不實、毫無雜質，靈動而富有美感。形容詩文的意境極其高雅脫俗。給人一種不著痕跡、充滿靈性與禪意的感覺，彷彿不食人間煙火。</w:t>
       </w:r>
     </w:p>
     <w:p>
@@ -2105,129 +2700,18 @@
           <w:ilvl w:val="0"/>
           <w:numId w:val="26"/>
         </w:numPr>
-        <w:spacing w:after="0" w:line="380" w:lineRule="exact"/>
-        <w:ind w:leftChars="0" w:right="845"/>
-      </w:pPr>
-      <w:r>
-        <w:rPr>
-          <w:rFonts w:hint="eastAsia"/>
-        </w:rPr>
-        <w:t>勾畫</w:t>
-      </w:r>
-      <w:r>
-        <w:rPr>
-          <w:rFonts w:hint="eastAsia"/>
-        </w:rPr>
-        <w:t>：</w:t>
-      </w:r>
-    </w:p>
-    <w:p>
-      <w:pPr>
-        <w:pStyle w:val="a9"/>
-        <w:numPr>
-          <w:ilvl w:val="0"/>
-          <w:numId w:val="29"/>
-        </w:numPr>
-        <w:spacing w:after="0" w:line="380" w:lineRule="exact"/>
-        <w:ind w:leftChars="0" w:right="845"/>
-      </w:pPr>
-      <w:r>
-        <w:rPr>
-          <w:rFonts w:hint="eastAsia"/>
-        </w:rPr>
-        <w:t>勾勒描繪。如：「工筆畫家很細心地勾畫這幅仕女圖。」</w:t>
-      </w:r>
-    </w:p>
-    <w:p>
-      <w:pPr>
-        <w:pStyle w:val="a9"/>
-        <w:numPr>
-          <w:ilvl w:val="0"/>
-          <w:numId w:val="29"/>
-        </w:numPr>
-        <w:spacing w:after="0" w:line="380" w:lineRule="exact"/>
-        <w:ind w:leftChars="0" w:right="845"/>
-      </w:pPr>
-      <w:r>
-        <w:t>用簡短的文字描寫事物。如：「導遊簡明扼要地勾畫這個遊覽區的特點。」</w:t>
-      </w:r>
-    </w:p>
-    <w:p>
-      <w:pPr>
-        <w:pStyle w:val="a9"/>
-        <w:numPr>
-          <w:ilvl w:val="0"/>
-          <w:numId w:val="26"/>
-        </w:numPr>
-        <w:spacing w:after="0" w:line="380" w:lineRule="exact"/>
-        <w:ind w:leftChars="0" w:right="845"/>
-      </w:pPr>
-      <w:r>
-        <w:rPr>
-          <w:rFonts w:hint="eastAsia"/>
-        </w:rPr>
-        <w:t>烘托</w:t>
-      </w:r>
-      <w:r>
-        <w:rPr>
-          <w:rFonts w:hint="eastAsia"/>
-        </w:rPr>
-        <w:t>：從周圍或旁邊渲染，使主體或重點更加顯明。</w:t>
-      </w:r>
-    </w:p>
-    <w:p>
-      <w:pPr>
-        <w:pStyle w:val="a9"/>
-        <w:spacing w:after="0" w:line="380" w:lineRule="exact"/>
-        <w:ind w:leftChars="0" w:right="845" w:firstLine="0"/>
-      </w:pPr>
-      <w:r>
-        <w:rPr>
-          <w:rFonts w:hint="eastAsia"/>
-        </w:rPr>
-        <w:t>【例】這齣戲因為配角的烘托，使主角形象更為鮮明。</w:t>
-      </w:r>
-    </w:p>
-    <w:p>
-      <w:pPr>
-        <w:pStyle w:val="a9"/>
-        <w:numPr>
-          <w:ilvl w:val="0"/>
-          <w:numId w:val="26"/>
-        </w:numPr>
-        <w:spacing w:after="0" w:line="380" w:lineRule="exact"/>
-        <w:ind w:leftChars="0" w:right="845"/>
-      </w:pPr>
-      <w:r>
-        <w:rPr>
-          <w:rFonts w:hint="eastAsia"/>
-        </w:rPr>
-        <w:t>言簡意深</w:t>
-      </w:r>
-      <w:r>
-        <w:rPr>
-          <w:rFonts w:hint="eastAsia"/>
-        </w:rPr>
-        <w:t>：</w:t>
-      </w:r>
-      <w:r>
-        <w:rPr>
-          <w:rFonts w:hint="eastAsia"/>
-        </w:rPr>
-        <w:t>言詞簡潔意思深遠。</w:t>
-      </w:r>
-    </w:p>
-    <w:p>
-      <w:pPr>
-        <w:pStyle w:val="a9"/>
-        <w:spacing w:after="0" w:line="380" w:lineRule="exact"/>
-        <w:ind w:leftChars="0" w:right="845" w:firstLine="0"/>
-      </w:pPr>
-      <w:r>
-        <w:rPr>
-          <w:rFonts w:hint="eastAsia"/>
-        </w:rPr>
-        <w:t>言簡意賅</w:t>
+        <w:spacing w:after="0" w:line="360" w:lineRule="exact"/>
+        <w:ind w:leftChars="0" w:left="284" w:right="0" w:hanging="426"/>
+        <w:jc w:val="both"/>
+        <w:rPr>
+          <w:rFonts w:hint="eastAsia"/>
+        </w:rPr>
+      </w:pPr>
+      <w:r>
+        <w:rPr>
+          <w:rFonts w:hint="eastAsia"/>
+        </w:rPr>
+        <w:t>深邃</w:t>
       </w:r>
       <w:r>
         <w:rPr>
@@ -2235,6 +2719,7 @@
         </w:rPr>
         <w:t>(</w:t>
       </w:r>
+      <w:proofErr w:type="gramStart"/>
       <w:r>
         <w:rPr>
           <w:rFonts w:hint="eastAsia"/>
@@ -2242,8 +2727,9 @@
           <w:sz w:val="16"/>
           <w:szCs w:val="16"/>
         </w:rPr>
-        <w:t>ㄍㄞ</w:t>
-      </w:r>
+        <w:t>ㄙㄨㄟˋ</w:t>
+      </w:r>
+      <w:proofErr w:type="gramEnd"/>
       <w:r>
         <w:rPr>
           <w:rFonts w:hint="eastAsia"/>
@@ -2254,59 +2740,11 @@
         <w:rPr>
           <w:rFonts w:hint="eastAsia"/>
         </w:rPr>
-        <w:t>言辭簡練，意思完備。</w:t>
-      </w:r>
-    </w:p>
-    <w:p>
-      <w:pPr>
-        <w:pStyle w:val="a9"/>
-        <w:numPr>
-          <w:ilvl w:val="0"/>
-          <w:numId w:val="26"/>
-        </w:numPr>
-        <w:spacing w:after="0" w:line="380" w:lineRule="exact"/>
-        <w:ind w:leftChars="0" w:right="845"/>
-      </w:pPr>
-      <w:r>
-        <w:rPr>
-          <w:rFonts w:hint="eastAsia"/>
-        </w:rPr>
-        <w:t>蘊藉</w:t>
-      </w:r>
-      <w:r>
-        <w:rPr>
-          <w:rFonts w:hint="eastAsia"/>
-        </w:rPr>
-        <w:t>：</w:t>
-      </w:r>
-      <w:r>
-        <w:rPr>
-          <w:rFonts w:hint="eastAsia"/>
-        </w:rPr>
-        <w:t>含蓄</w:t>
-      </w:r>
-      <w:r>
-        <w:rPr>
-          <w:rFonts w:hint="eastAsia"/>
-        </w:rPr>
-        <w:t>不顯露出來。</w:t>
-      </w:r>
-    </w:p>
-    <w:p>
-      <w:pPr>
-        <w:pStyle w:val="a9"/>
-        <w:spacing w:after="0" w:line="380" w:lineRule="exact"/>
-        <w:ind w:leftChars="0" w:right="845" w:firstLine="0"/>
-      </w:pPr>
-      <w:r>
-        <w:rPr>
-          <w:rFonts w:hint="eastAsia"/>
-        </w:rPr>
-        <w:t>【例】張小姐溫婉蘊藉，秀外慧中，令很多男士傾慕不已。</w:t>
+        <w:t>形容空間或眼眸非常幽深、看不見底。形容文章的思想主題或情感層次。意指作品不流於表面，而是蘊含著極其深刻的哲理、耐人尋味的寓意，或讓人難以一眼望穿的複雜情感。</w:t>
       </w:r>
     </w:p>
     <w:sectPr>
-      <w:footerReference w:type="default" r:id="rId12"/>
+      <w:footerReference w:type="default" r:id="rId8"/>
       <w:pgSz w:w="11906" w:h="16838"/>
       <w:pgMar w:top="567" w:right="851" w:bottom="567" w:left="851" w:header="567" w:footer="0" w:gutter="0"/>
       <w:cols w:space="720"/>
@@ -2317,7 +2755,7 @@
 </file>
 
 <file path=word/endnotes.xml><?xml version="1.0" encoding="utf-8"?>
-<w:endnotes xmlns:wpc="http://schemas.microsoft.com/office/word/2010/wordprocessingCanvas" xmlns:cx="http://schemas.microsoft.com/office/drawing/2014/chartex" xmlns:cx1="http://schemas.microsoft.com/office/drawing/2015/9/8/chartex" xmlns:cx2="http://schemas.microsoft.com/office/drawing/2015/10/21/chartex" xmlns:cx3="http://schemas.microsoft.com/office/drawing/2016/5/9/chartex" xmlns:cx4="http://schemas.microsoft.com/office/drawing/2016/5/10/chartex" xmlns:cx5="http://schemas.microsoft.com/office/drawing/2016/5/11/chartex" xmlns:cx6="http://schemas.microsoft.com/office/drawing/2016/5/12/chartex" xmlns:cx7="http://schemas.microsoft.com/office/drawing/2016/5/13/chartex" xmlns:cx8="http://schemas.microsoft.com/office/drawing/2016/5/14/chartex" xmlns:mc="http://schemas.openxmlformats.org/markup-compatibility/2006" xmlns:aink="http://schemas.microsoft.com/office/drawing/2016/ink" xmlns:am3d="http://schemas.microsoft.com/office/drawing/2017/model3d" xmlns:o="urn:schemas-microsoft-com:office:office" xmlns:oel="http://schemas.microsoft.com/office/2019/extlst" xmlns:r="http://schemas.openxmlformats.org/officeDocument/2006/relationships" xmlns:m="http://schemas.openxmlformats.org/officeDocument/2006/math" xmlns:v="urn:schemas-microsoft-com:vml" xmlns:wp14="http://schemas.microsoft.com/office/word/2010/wordprocessingDrawing" xmlns:wp="http://schemas.openxmlformats.org/drawingml/2006/wordprocessingDrawing" xmlns:w10="urn:schemas-microsoft-com:office:word" xmlns:w="http://schemas.openxmlformats.org/wordprocessingml/2006/main" xmlns:w14="http://schemas.microsoft.com/office/word/2010/wordml" xmlns:w15="http://schemas.microsoft.com/office/word/2012/wordml" xmlns:w16cex="http://schemas.microsoft.com/office/word/2018/wordml/cex" xmlns:w16cid="http://schemas.microsoft.com/office/word/2016/wordml/cid" xmlns:w16="http://schemas.microsoft.com/office/word/2018/wordml" xmlns:w16du="http://schemas.microsoft.com/office/word/2023/wordml/word16du" xmlns:w16sdtdh="http://schemas.microsoft.com/office/word/2020/wordml/sdtdatahash" xmlns:w16se="http://schemas.microsoft.com/office/word/2015/wordml/symex" xmlns:wpg="http://schemas.microsoft.com/office/word/2010/wordprocessingGroup" xmlns:wpi="http://schemas.microsoft.com/office/word/2010/wordprocessingInk" xmlns:wne="http://schemas.microsoft.com/office/word/2006/wordml" xmlns:wps="http://schemas.microsoft.com/office/word/2010/wordprocessingShape" mc:Ignorable="w14 w15 w16se w16cid w16 w16cex w16sdtdh wp14">
+<w:endnotes xmlns:wpc="http://schemas.microsoft.com/office/word/2010/wordprocessingCanvas" xmlns:cx="http://schemas.microsoft.com/office/drawing/2014/chartex" xmlns:cx1="http://schemas.microsoft.com/office/drawing/2015/9/8/chartex" xmlns:cx2="http://schemas.microsoft.com/office/drawing/2015/10/21/chartex" xmlns:cx3="http://schemas.microsoft.com/office/drawing/2016/5/9/chartex" xmlns:cx4="http://schemas.microsoft.com/office/drawing/2016/5/10/chartex" xmlns:cx5="http://schemas.microsoft.com/office/drawing/2016/5/11/chartex" xmlns:cx6="http://schemas.microsoft.com/office/drawing/2016/5/12/chartex" xmlns:cx7="http://schemas.microsoft.com/office/drawing/2016/5/13/chartex" xmlns:cx8="http://schemas.microsoft.com/office/drawing/2016/5/14/chartex" xmlns:mc="http://schemas.openxmlformats.org/markup-compatibility/2006" xmlns:aink="http://schemas.microsoft.com/office/drawing/2016/ink" xmlns:am3d="http://schemas.microsoft.com/office/drawing/2017/model3d" xmlns:o="urn:schemas-microsoft-com:office:office" xmlns:r="http://schemas.openxmlformats.org/officeDocument/2006/relationships" xmlns:m="http://schemas.openxmlformats.org/officeDocument/2006/math" xmlns:v="urn:schemas-microsoft-com:vml" xmlns:wp14="http://schemas.microsoft.com/office/word/2010/wordprocessingDrawing" xmlns:wp="http://schemas.openxmlformats.org/drawingml/2006/wordprocessingDrawing" xmlns:w10="urn:schemas-microsoft-com:office:word" xmlns:w="http://schemas.openxmlformats.org/wordprocessingml/2006/main" xmlns:w14="http://schemas.microsoft.com/office/word/2010/wordml" xmlns:w15="http://schemas.microsoft.com/office/word/2012/wordml" xmlns:w16cex="http://schemas.microsoft.com/office/word/2018/wordml/cex" xmlns:w16cid="http://schemas.microsoft.com/office/word/2016/wordml/cid" xmlns:w16="http://schemas.microsoft.com/office/word/2018/wordml" xmlns:w16sdtdh="http://schemas.microsoft.com/office/word/2020/wordml/sdtdatahash" xmlns:w16se="http://schemas.microsoft.com/office/word/2015/wordml/symex" xmlns:wpg="http://schemas.microsoft.com/office/word/2010/wordprocessingGroup" xmlns:wpi="http://schemas.microsoft.com/office/word/2010/wordprocessingInk" xmlns:wne="http://schemas.microsoft.com/office/word/2006/wordml" xmlns:wps="http://schemas.microsoft.com/office/word/2010/wordprocessingShape" mc:Ignorable="w14 w15 w16se w16cid w16 w16cex w16sdtdh wp14">
   <w:endnote w:type="separator" w:id="-1">
     <w:p>
       <w:pPr>
@@ -2342,7 +2780,7 @@
 </file>
 
 <file path=word/footer1.xml><?xml version="1.0" encoding="utf-8"?>
-<w:ftr xmlns:wpc="http://schemas.microsoft.com/office/word/2010/wordprocessingCanvas" xmlns:cx="http://schemas.microsoft.com/office/drawing/2014/chartex" xmlns:cx1="http://schemas.microsoft.com/office/drawing/2015/9/8/chartex" xmlns:cx2="http://schemas.microsoft.com/office/drawing/2015/10/21/chartex" xmlns:cx3="http://schemas.microsoft.com/office/drawing/2016/5/9/chartex" xmlns:cx4="http://schemas.microsoft.com/office/drawing/2016/5/10/chartex" xmlns:cx5="http://schemas.microsoft.com/office/drawing/2016/5/11/chartex" xmlns:cx6="http://schemas.microsoft.com/office/drawing/2016/5/12/chartex" xmlns:cx7="http://schemas.microsoft.com/office/drawing/2016/5/13/chartex" xmlns:cx8="http://schemas.microsoft.com/office/drawing/2016/5/14/chartex" xmlns:mc="http://schemas.openxmlformats.org/markup-compatibility/2006" xmlns:aink="http://schemas.microsoft.com/office/drawing/2016/ink" xmlns:am3d="http://schemas.microsoft.com/office/drawing/2017/model3d" xmlns:o="urn:schemas-microsoft-com:office:office" xmlns:oel="http://schemas.microsoft.com/office/2019/extlst" xmlns:r="http://schemas.openxmlformats.org/officeDocument/2006/relationships" xmlns:m="http://schemas.openxmlformats.org/officeDocument/2006/math" xmlns:v="urn:schemas-microsoft-com:vml" xmlns:wp14="http://schemas.microsoft.com/office/word/2010/wordprocessingDrawing" xmlns:wp="http://schemas.openxmlformats.org/drawingml/2006/wordprocessingDrawing" xmlns:w10="urn:schemas-microsoft-com:office:word" xmlns:w="http://schemas.openxmlformats.org/wordprocessingml/2006/main" xmlns:w14="http://schemas.microsoft.com/office/word/2010/wordml" xmlns:w15="http://schemas.microsoft.com/office/word/2012/wordml" xmlns:w16cex="http://schemas.microsoft.com/office/word/2018/wordml/cex" xmlns:w16cid="http://schemas.microsoft.com/office/word/2016/wordml/cid" xmlns:w16="http://schemas.microsoft.com/office/word/2018/wordml" xmlns:w16du="http://schemas.microsoft.com/office/word/2023/wordml/word16du" xmlns:w16sdtdh="http://schemas.microsoft.com/office/word/2020/wordml/sdtdatahash" xmlns:w16se="http://schemas.microsoft.com/office/word/2015/wordml/symex" xmlns:wpg="http://schemas.microsoft.com/office/word/2010/wordprocessingGroup" xmlns:wpi="http://schemas.microsoft.com/office/word/2010/wordprocessingInk" xmlns:wne="http://schemas.microsoft.com/office/word/2006/wordml" xmlns:wps="http://schemas.microsoft.com/office/word/2010/wordprocessingShape" mc:Ignorable="w14 w15 w16se w16cid w16 w16cex w16sdtdh wp14">
+<w:ftr xmlns:wpc="http://schemas.microsoft.com/office/word/2010/wordprocessingCanvas" xmlns:cx="http://schemas.microsoft.com/office/drawing/2014/chartex" xmlns:cx1="http://schemas.microsoft.com/office/drawing/2015/9/8/chartex" xmlns:cx2="http://schemas.microsoft.com/office/drawing/2015/10/21/chartex" xmlns:cx3="http://schemas.microsoft.com/office/drawing/2016/5/9/chartex" xmlns:cx4="http://schemas.microsoft.com/office/drawing/2016/5/10/chartex" xmlns:cx5="http://schemas.microsoft.com/office/drawing/2016/5/11/chartex" xmlns:cx6="http://schemas.microsoft.com/office/drawing/2016/5/12/chartex" xmlns:cx7="http://schemas.microsoft.com/office/drawing/2016/5/13/chartex" xmlns:cx8="http://schemas.microsoft.com/office/drawing/2016/5/14/chartex" xmlns:mc="http://schemas.openxmlformats.org/markup-compatibility/2006" xmlns:aink="http://schemas.microsoft.com/office/drawing/2016/ink" xmlns:am3d="http://schemas.microsoft.com/office/drawing/2017/model3d" xmlns:o="urn:schemas-microsoft-com:office:office" xmlns:r="http://schemas.openxmlformats.org/officeDocument/2006/relationships" xmlns:m="http://schemas.openxmlformats.org/officeDocument/2006/math" xmlns:v="urn:schemas-microsoft-com:vml" xmlns:wp14="http://schemas.microsoft.com/office/word/2010/wordprocessingDrawing" xmlns:wp="http://schemas.openxmlformats.org/drawingml/2006/wordprocessingDrawing" xmlns:w10="urn:schemas-microsoft-com:office:word" xmlns:w="http://schemas.openxmlformats.org/wordprocessingml/2006/main" xmlns:w14="http://schemas.microsoft.com/office/word/2010/wordml" xmlns:w15="http://schemas.microsoft.com/office/word/2012/wordml" xmlns:w16cex="http://schemas.microsoft.com/office/word/2018/wordml/cex" xmlns:w16cid="http://schemas.microsoft.com/office/word/2016/wordml/cid" xmlns:w16="http://schemas.microsoft.com/office/word/2018/wordml" xmlns:w16sdtdh="http://schemas.microsoft.com/office/word/2020/wordml/sdtdatahash" xmlns:w16se="http://schemas.microsoft.com/office/word/2015/wordml/symex" xmlns:wpg="http://schemas.microsoft.com/office/word/2010/wordprocessingGroup" xmlns:wpi="http://schemas.microsoft.com/office/word/2010/wordprocessingInk" xmlns:wne="http://schemas.microsoft.com/office/word/2006/wordml" xmlns:wps="http://schemas.microsoft.com/office/word/2010/wordprocessingShape" mc:Ignorable="w14 w15 w16se w16cid w16 w16cex w16sdtdh wp14">
   <w:sdt>
     <w:sdtPr>
       <w:id w:val="-287738583"/>
@@ -2351,10 +2789,12 @@
         <w:docPartUnique/>
       </w:docPartObj>
     </w:sdtPr>
+    <w:sdtEndPr/>
     <w:sdtContent>
       <w:p>
         <w:pPr>
           <w:pStyle w:val="a5"/>
+          <w:ind w:right="-2"/>
           <w:jc w:val="right"/>
         </w:pPr>
         <w:r>
@@ -2393,7 +2833,7 @@
 </file>
 
 <file path=word/footnotes.xml><?xml version="1.0" encoding="utf-8"?>
-<w:footnotes xmlns:wpc="http://schemas.microsoft.com/office/word/2010/wordprocessingCanvas" xmlns:cx="http://schemas.microsoft.com/office/drawing/2014/chartex" xmlns:cx1="http://schemas.microsoft.com/office/drawing/2015/9/8/chartex" xmlns:cx2="http://schemas.microsoft.com/office/drawing/2015/10/21/chartex" xmlns:cx3="http://schemas.microsoft.com/office/drawing/2016/5/9/chartex" xmlns:cx4="http://schemas.microsoft.com/office/drawing/2016/5/10/chartex" xmlns:cx5="http://schemas.microsoft.com/office/drawing/2016/5/11/chartex" xmlns:cx6="http://schemas.microsoft.com/office/drawing/2016/5/12/chartex" xmlns:cx7="http://schemas.microsoft.com/office/drawing/2016/5/13/chartex" xmlns:cx8="http://schemas.microsoft.com/office/drawing/2016/5/14/chartex" xmlns:mc="http://schemas.openxmlformats.org/markup-compatibility/2006" xmlns:aink="http://schemas.microsoft.com/office/drawing/2016/ink" xmlns:am3d="http://schemas.microsoft.com/office/drawing/2017/model3d" xmlns:o="urn:schemas-microsoft-com:office:office" xmlns:oel="http://schemas.microsoft.com/office/2019/extlst" xmlns:r="http://schemas.openxmlformats.org/officeDocument/2006/relationships" xmlns:m="http://schemas.openxmlformats.org/officeDocument/2006/math" xmlns:v="urn:schemas-microsoft-com:vml" xmlns:wp14="http://schemas.microsoft.com/office/word/2010/wordprocessingDrawing" xmlns:wp="http://schemas.openxmlformats.org/drawingml/2006/wordprocessingDrawing" xmlns:w10="urn:schemas-microsoft-com:office:word" xmlns:w="http://schemas.openxmlformats.org/wordprocessingml/2006/main" xmlns:w14="http://schemas.microsoft.com/office/word/2010/wordml" xmlns:w15="http://schemas.microsoft.com/office/word/2012/wordml" xmlns:w16cex="http://schemas.microsoft.com/office/word/2018/wordml/cex" xmlns:w16cid="http://schemas.microsoft.com/office/word/2016/wordml/cid" xmlns:w16="http://schemas.microsoft.com/office/word/2018/wordml" xmlns:w16du="http://schemas.microsoft.com/office/word/2023/wordml/word16du" xmlns:w16sdtdh="http://schemas.microsoft.com/office/word/2020/wordml/sdtdatahash" xmlns:w16se="http://schemas.microsoft.com/office/word/2015/wordml/symex" xmlns:wpg="http://schemas.microsoft.com/office/word/2010/wordprocessingGroup" xmlns:wpi="http://schemas.microsoft.com/office/word/2010/wordprocessingInk" xmlns:wne="http://schemas.microsoft.com/office/word/2006/wordml" xmlns:wps="http://schemas.microsoft.com/office/word/2010/wordprocessingShape" mc:Ignorable="w14 w15 w16se w16cid w16 w16cex w16sdtdh wp14">
+<w:footnotes xmlns:wpc="http://schemas.microsoft.com/office/word/2010/wordprocessingCanvas" xmlns:cx="http://schemas.microsoft.com/office/drawing/2014/chartex" xmlns:cx1="http://schemas.microsoft.com/office/drawing/2015/9/8/chartex" xmlns:cx2="http://schemas.microsoft.com/office/drawing/2015/10/21/chartex" xmlns:cx3="http://schemas.microsoft.com/office/drawing/2016/5/9/chartex" xmlns:cx4="http://schemas.microsoft.com/office/drawing/2016/5/10/chartex" xmlns:cx5="http://schemas.microsoft.com/office/drawing/2016/5/11/chartex" xmlns:cx6="http://schemas.microsoft.com/office/drawing/2016/5/12/chartex" xmlns:cx7="http://schemas.microsoft.com/office/drawing/2016/5/13/chartex" xmlns:cx8="http://schemas.microsoft.com/office/drawing/2016/5/14/chartex" xmlns:mc="http://schemas.openxmlformats.org/markup-compatibility/2006" xmlns:aink="http://schemas.microsoft.com/office/drawing/2016/ink" xmlns:am3d="http://schemas.microsoft.com/office/drawing/2017/model3d" xmlns:o="urn:schemas-microsoft-com:office:office" xmlns:r="http://schemas.openxmlformats.org/officeDocument/2006/relationships" xmlns:m="http://schemas.openxmlformats.org/officeDocument/2006/math" xmlns:v="urn:schemas-microsoft-com:vml" xmlns:wp14="http://schemas.microsoft.com/office/word/2010/wordprocessingDrawing" xmlns:wp="http://schemas.openxmlformats.org/drawingml/2006/wordprocessingDrawing" xmlns:w10="urn:schemas-microsoft-com:office:word" xmlns:w="http://schemas.openxmlformats.org/wordprocessingml/2006/main" xmlns:w14="http://schemas.microsoft.com/office/word/2010/wordml" xmlns:w15="http://schemas.microsoft.com/office/word/2012/wordml" xmlns:w16cex="http://schemas.microsoft.com/office/word/2018/wordml/cex" xmlns:w16cid="http://schemas.microsoft.com/office/word/2016/wordml/cid" xmlns:w16="http://schemas.microsoft.com/office/word/2018/wordml" xmlns:w16sdtdh="http://schemas.microsoft.com/office/word/2020/wordml/sdtdatahash" xmlns:w16se="http://schemas.microsoft.com/office/word/2015/wordml/symex" xmlns:wpg="http://schemas.microsoft.com/office/word/2010/wordprocessingGroup" xmlns:wpi="http://schemas.microsoft.com/office/word/2010/wordprocessingInk" xmlns:wne="http://schemas.microsoft.com/office/word/2006/wordml" xmlns:wps="http://schemas.microsoft.com/office/word/2010/wordprocessingShape" mc:Ignorable="w14 w15 w16se w16cid w16 w16cex w16sdtdh wp14">
   <w:footnote w:type="separator" w:id="-1">
     <w:p>
       <w:pPr>
@@ -2418,7 +2858,7 @@
 </file>
 
 <file path=word/numbering.xml><?xml version="1.0" encoding="utf-8"?>
-<w:numbering xmlns:wpc="http://schemas.microsoft.com/office/word/2010/wordprocessingCanvas" xmlns:cx="http://schemas.microsoft.com/office/drawing/2014/chartex" xmlns:cx1="http://schemas.microsoft.com/office/drawing/2015/9/8/chartex" xmlns:cx2="http://schemas.microsoft.com/office/drawing/2015/10/21/chartex" xmlns:cx3="http://schemas.microsoft.com/office/drawing/2016/5/9/chartex" xmlns:cx4="http://schemas.microsoft.com/office/drawing/2016/5/10/chartex" xmlns:cx5="http://schemas.microsoft.com/office/drawing/2016/5/11/chartex" xmlns:cx6="http://schemas.microsoft.com/office/drawing/2016/5/12/chartex" xmlns:cx7="http://schemas.microsoft.com/office/drawing/2016/5/13/chartex" xmlns:cx8="http://schemas.microsoft.com/office/drawing/2016/5/14/chartex" xmlns:mc="http://schemas.openxmlformats.org/markup-compatibility/2006" xmlns:aink="http://schemas.microsoft.com/office/drawing/2016/ink" xmlns:am3d="http://schemas.microsoft.com/office/drawing/2017/model3d" xmlns:o="urn:schemas-microsoft-com:office:office" xmlns:oel="http://schemas.microsoft.com/office/2019/extlst" xmlns:r="http://schemas.openxmlformats.org/officeDocument/2006/relationships" xmlns:m="http://schemas.openxmlformats.org/officeDocument/2006/math" xmlns:v="urn:schemas-microsoft-com:vml" xmlns:wp14="http://schemas.microsoft.com/office/word/2010/wordprocessingDrawing" xmlns:wp="http://schemas.openxmlformats.org/drawingml/2006/wordprocessingDrawing" xmlns:w10="urn:schemas-microsoft-com:office:word" xmlns:w="http://schemas.openxmlformats.org/wordprocessingml/2006/main" xmlns:w14="http://schemas.microsoft.com/office/word/2010/wordml" xmlns:w15="http://schemas.microsoft.com/office/word/2012/wordml" xmlns:w16cex="http://schemas.microsoft.com/office/word/2018/wordml/cex" xmlns:w16cid="http://schemas.microsoft.com/office/word/2016/wordml/cid" xmlns:w16="http://schemas.microsoft.com/office/word/2018/wordml" xmlns:w16du="http://schemas.microsoft.com/office/word/2023/wordml/word16du" xmlns:w16sdtdh="http://schemas.microsoft.com/office/word/2020/wordml/sdtdatahash" xmlns:w16se="http://schemas.microsoft.com/office/word/2015/wordml/symex" xmlns:wpg="http://schemas.microsoft.com/office/word/2010/wordprocessingGroup" xmlns:wpi="http://schemas.microsoft.com/office/word/2010/wordprocessingInk" xmlns:wne="http://schemas.microsoft.com/office/word/2006/wordml" xmlns:wps="http://schemas.microsoft.com/office/word/2010/wordprocessingShape" mc:Ignorable="w14 w15 w16se w16cid w16 w16cex w16sdtdh wp14">
+<w:numbering xmlns:wpc="http://schemas.microsoft.com/office/word/2010/wordprocessingCanvas" xmlns:cx="http://schemas.microsoft.com/office/drawing/2014/chartex" xmlns:cx1="http://schemas.microsoft.com/office/drawing/2015/9/8/chartex" xmlns:cx2="http://schemas.microsoft.com/office/drawing/2015/10/21/chartex" xmlns:cx3="http://schemas.microsoft.com/office/drawing/2016/5/9/chartex" xmlns:cx4="http://schemas.microsoft.com/office/drawing/2016/5/10/chartex" xmlns:cx5="http://schemas.microsoft.com/office/drawing/2016/5/11/chartex" xmlns:cx6="http://schemas.microsoft.com/office/drawing/2016/5/12/chartex" xmlns:cx7="http://schemas.microsoft.com/office/drawing/2016/5/13/chartex" xmlns:cx8="http://schemas.microsoft.com/office/drawing/2016/5/14/chartex" xmlns:mc="http://schemas.openxmlformats.org/markup-compatibility/2006" xmlns:aink="http://schemas.microsoft.com/office/drawing/2016/ink" xmlns:am3d="http://schemas.microsoft.com/office/drawing/2017/model3d" xmlns:o="urn:schemas-microsoft-com:office:office" xmlns:r="http://schemas.openxmlformats.org/officeDocument/2006/relationships" xmlns:m="http://schemas.openxmlformats.org/officeDocument/2006/math" xmlns:v="urn:schemas-microsoft-com:vml" xmlns:wp14="http://schemas.microsoft.com/office/word/2010/wordprocessingDrawing" xmlns:wp="http://schemas.openxmlformats.org/drawingml/2006/wordprocessingDrawing" xmlns:w10="urn:schemas-microsoft-com:office:word" xmlns:w="http://schemas.openxmlformats.org/wordprocessingml/2006/main" xmlns:w14="http://schemas.microsoft.com/office/word/2010/wordml" xmlns:w15="http://schemas.microsoft.com/office/word/2012/wordml" xmlns:w16cex="http://schemas.microsoft.com/office/word/2018/wordml/cex" xmlns:w16cid="http://schemas.microsoft.com/office/word/2016/wordml/cid" xmlns:w16="http://schemas.microsoft.com/office/word/2018/wordml" xmlns:w16sdtdh="http://schemas.microsoft.com/office/word/2020/wordml/sdtdatahash" xmlns:w16se="http://schemas.microsoft.com/office/word/2015/wordml/symex" xmlns:wpg="http://schemas.microsoft.com/office/word/2010/wordprocessingGroup" xmlns:wpi="http://schemas.microsoft.com/office/word/2010/wordprocessingInk" xmlns:wne="http://schemas.microsoft.com/office/word/2006/wordml" xmlns:wps="http://schemas.microsoft.com/office/word/2010/wordprocessingShape" mc:Ignorable="w14 w15 w16se w16cid w16 w16cex w16sdtdh wp14">
   <w:abstractNum w:abstractNumId="0" w15:restartNumberingAfterBreak="0">
     <w:nsid w:val="02A11C50"/>
     <w:multiLevelType w:val="hybridMultilevel"/>
@@ -5381,91 +5821,91 @@
       </w:pPr>
     </w:lvl>
   </w:abstractNum>
-  <w:num w:numId="1" w16cid:durableId="1537961882">
+  <w:num w:numId="1">
     <w:abstractNumId w:val="23"/>
   </w:num>
-  <w:num w:numId="2" w16cid:durableId="1179537631">
+  <w:num w:numId="2">
     <w:abstractNumId w:val="8"/>
   </w:num>
-  <w:num w:numId="3" w16cid:durableId="1477651084">
+  <w:num w:numId="3">
     <w:abstractNumId w:val="0"/>
   </w:num>
-  <w:num w:numId="4" w16cid:durableId="49696180">
+  <w:num w:numId="4">
     <w:abstractNumId w:val="12"/>
   </w:num>
-  <w:num w:numId="5" w16cid:durableId="754084553">
+  <w:num w:numId="5">
     <w:abstractNumId w:val="18"/>
   </w:num>
-  <w:num w:numId="6" w16cid:durableId="2042316707">
+  <w:num w:numId="6">
     <w:abstractNumId w:val="26"/>
   </w:num>
-  <w:num w:numId="7" w16cid:durableId="1750037698">
+  <w:num w:numId="7">
     <w:abstractNumId w:val="4"/>
   </w:num>
-  <w:num w:numId="8" w16cid:durableId="63914787">
+  <w:num w:numId="8">
     <w:abstractNumId w:val="19"/>
   </w:num>
-  <w:num w:numId="9" w16cid:durableId="1971519727">
+  <w:num w:numId="9">
     <w:abstractNumId w:val="22"/>
   </w:num>
-  <w:num w:numId="10" w16cid:durableId="247887124">
+  <w:num w:numId="10">
     <w:abstractNumId w:val="10"/>
   </w:num>
-  <w:num w:numId="11" w16cid:durableId="2042706237">
+  <w:num w:numId="11">
     <w:abstractNumId w:val="16"/>
   </w:num>
-  <w:num w:numId="12" w16cid:durableId="487864861">
+  <w:num w:numId="12">
     <w:abstractNumId w:val="9"/>
   </w:num>
-  <w:num w:numId="13" w16cid:durableId="47847788">
+  <w:num w:numId="13">
     <w:abstractNumId w:val="28"/>
   </w:num>
-  <w:num w:numId="14" w16cid:durableId="415326034">
+  <w:num w:numId="14">
     <w:abstractNumId w:val="6"/>
   </w:num>
-  <w:num w:numId="15" w16cid:durableId="2093231472">
+  <w:num w:numId="15">
     <w:abstractNumId w:val="25"/>
   </w:num>
-  <w:num w:numId="16" w16cid:durableId="1321498279">
+  <w:num w:numId="16">
     <w:abstractNumId w:val="11"/>
   </w:num>
-  <w:num w:numId="17" w16cid:durableId="643631562">
+  <w:num w:numId="17">
     <w:abstractNumId w:val="14"/>
   </w:num>
-  <w:num w:numId="18" w16cid:durableId="1978804014">
+  <w:num w:numId="18">
     <w:abstractNumId w:val="13"/>
   </w:num>
-  <w:num w:numId="19" w16cid:durableId="1790662568">
+  <w:num w:numId="19">
     <w:abstractNumId w:val="5"/>
   </w:num>
-  <w:num w:numId="20" w16cid:durableId="930548491">
+  <w:num w:numId="20">
     <w:abstractNumId w:val="17"/>
   </w:num>
-  <w:num w:numId="21" w16cid:durableId="708578102">
+  <w:num w:numId="21">
     <w:abstractNumId w:val="27"/>
   </w:num>
-  <w:num w:numId="22" w16cid:durableId="653071670">
+  <w:num w:numId="22">
     <w:abstractNumId w:val="24"/>
   </w:num>
-  <w:num w:numId="23" w16cid:durableId="563225770">
+  <w:num w:numId="23">
     <w:abstractNumId w:val="21"/>
   </w:num>
-  <w:num w:numId="24" w16cid:durableId="22707800">
+  <w:num w:numId="24">
     <w:abstractNumId w:val="15"/>
   </w:num>
-  <w:num w:numId="25" w16cid:durableId="2125491627">
+  <w:num w:numId="25">
     <w:abstractNumId w:val="7"/>
   </w:num>
-  <w:num w:numId="26" w16cid:durableId="1304310530">
+  <w:num w:numId="26">
     <w:abstractNumId w:val="2"/>
   </w:num>
-  <w:num w:numId="27" w16cid:durableId="362753278">
+  <w:num w:numId="27">
     <w:abstractNumId w:val="20"/>
   </w:num>
-  <w:num w:numId="28" w16cid:durableId="1791244421">
+  <w:num w:numId="28">
     <w:abstractNumId w:val="1"/>
   </w:num>
-  <w:num w:numId="29" w16cid:durableId="100344540">
+  <w:num w:numId="29">
     <w:abstractNumId w:val="3"/>
   </w:num>
 </w:numbering>
@@ -5899,6 +6339,7 @@
   <w:style w:type="character" w:default="1" w:styleId="a0">
     <w:name w:val="Default Paragraph Font"/>
     <w:uiPriority w:val="1"/>
+    <w:semiHidden/>
     <w:unhideWhenUsed/>
   </w:style>
   <w:style w:type="table" w:default="1" w:styleId="a1">
